--- a/cpi-artifacts/Employedata/PRD_IF_EmployeeCreation_SF_to_S4_MDF_copy_100228/src/main/resources/scenarioflows/integrationflow/docs/Prototype_Iflow_Documentation.docx
+++ b/cpi-artifacts/Employedata/PRD_IF_EmployeeCreation_SF_to_S4_MDF_copy_100228/src/main/resources/scenarioflows/integrationflow/docs/Prototype_Iflow_Documentation.docx
@@ -7,689 +7,287 @@
         <w:pStyle w:val="FirstParagraph"/>
       </w:pPr>
       <w:r>
-        <w:t xml:space="preserve">To provide a clear and structured response, here’s an organized presentation of the information:</w:t>
-      </w:r>
-    </w:p>
-    <w:p>
-      <w:r>
-        <w:pict>
-          <v:rect style="width:0;height:1.5pt" o:hralign="center" o:hrstd="t" o:hr="t"/>
-        </w:pict>
-      </w:r>
-    </w:p>
-    <w:bookmarkStart w:id="21" w:name="understanding-the-provided-objects"/>
-    <w:p>
-      <w:pPr>
-        <w:pStyle w:val="Heading3"/>
-      </w:pPr>
-      <w:r>
-        <w:t xml:space="preserve">Understanding the Provided Objects</w:t>
-      </w:r>
-    </w:p>
-    <w:p>
-      <w:pPr>
-        <w:pStyle w:val="FirstParagraph"/>
-      </w:pPr>
-      <w:r>
-        <w:t xml:space="preserve">The provided objects appear to be part of an Edge class within a system with a prefix</w:t>
-      </w:r>
-      <w:r>
-        <w:t xml:space="preserve"> </w:t>
-      </w:r>
-      <w:r>
-        <w:rPr>
-          <w:rStyle w:val="VerbatimChar"/>
-        </w:rPr>
-        <w:t xml:space="preserve">BPMNEdge_</w:t>
-      </w:r>
-      <w:r>
-        <w:t xml:space="preserve">. These objects are likely used to define edge properties in a graph-based structure. Here’s how they can be understood and worked with:</w:t>
-      </w:r>
-    </w:p>
-    <w:bookmarkStart w:id="20" w:name="key-features"/>
-    <w:p>
-      <w:pPr>
-        <w:pStyle w:val="Heading4"/>
-      </w:pPr>
-      <w:r>
-        <w:t xml:space="preserve">Key Features:</w:t>
-      </w:r>
-    </w:p>
-    <w:p>
-      <w:pPr>
-        <w:numPr>
-          <w:ilvl w:val="0"/>
-          <w:numId w:val="1001"/>
-        </w:numPr>
-        <w:pStyle w:val="Compact"/>
-      </w:pPr>
-      <w:r>
-        <w:rPr>
-          <w:bCs/>
-          <w:b/>
-        </w:rPr>
-        <w:t xml:space="preserve">Keys</w:t>
-      </w:r>
-      <w:r>
-        <w:t xml:space="preserve">: The keys include</w:t>
-      </w:r>
-      <w:r>
-        <w:t xml:space="preserve"> </w:t>
-      </w:r>
-      <w:r>
-        <w:t xml:space="preserve">‘</w:t>
-      </w:r>
-      <w:r>
-        <w:t xml:space="preserve">waypoint</w:t>
-      </w:r>
-      <w:r>
-        <w:t xml:space="preserve">’</w:t>
-      </w:r>
-      <w:r>
-        <w:t xml:space="preserve">, which suggests that there may be multiple waypoints or points of interest within the system.</w:t>
-      </w:r>
-    </w:p>
-    <w:p>
-      <w:pPr>
-        <w:numPr>
-          <w:ilvl w:val="0"/>
-          <w:numId w:val="1001"/>
-        </w:numPr>
-        <w:pStyle w:val="Compact"/>
-      </w:pPr>
-      <w:r>
-        <w:rPr>
-          <w:bCs/>
-          <w:b/>
-        </w:rPr>
-        <w:t xml:space="preserve">Values</w:t>
-      </w:r>
-      <w:r>
-        <w:t xml:space="preserve">: Each value is an object (likely a JavaScript object) containing various properties such as</w:t>
-      </w:r>
-      <w:r>
-        <w:t xml:space="preserve"> </w:t>
-      </w:r>
-      <w:r>
-        <w:rPr>
-          <w:rStyle w:val="VerbatimChar"/>
-        </w:rPr>
-        <w:t xml:space="preserve">name</w:t>
-      </w:r>
-      <w:r>
-        <w:t xml:space="preserve">,</w:t>
-      </w:r>
-      <w:r>
-        <w:t xml:space="preserve"> </w:t>
-      </w:r>
-      <w:r>
-        <w:rPr>
-          <w:rStyle w:val="VerbatimChar"/>
-        </w:rPr>
-        <w:t xml:space="preserve">start</w:t>
-      </w:r>
-      <w:r>
-        <w:t xml:space="preserve">,</w:t>
-      </w:r>
-      <w:r>
-        <w:t xml:space="preserve"> </w:t>
-      </w:r>
-      <w:r>
-        <w:rPr>
-          <w:rStyle w:val="VerbatimChar"/>
-        </w:rPr>
-        <w:t xml:space="preserve">end</w:t>
-      </w:r>
-      <w:r>
-        <w:t xml:space="preserve">, etc.</w:t>
-      </w:r>
-    </w:p>
-    <w:p>
-      <w:r>
-        <w:pict>
-          <v:rect style="width:0;height:1.5pt" o:hralign="center" o:hrstd="t" o:hr="t"/>
-        </w:pict>
-      </w:r>
-    </w:p>
-    <w:bookmarkEnd w:id="20"/>
-    <w:bookmarkEnd w:id="21"/>
-    <w:bookmarkStart w:id="23" w:name="structure-of-each-object"/>
-    <w:p>
-      <w:pPr>
-        <w:pStyle w:val="Heading3"/>
-      </w:pPr>
-      <w:r>
-        <w:t xml:space="preserve">Structure of Each Object</w:t>
-      </w:r>
-    </w:p>
-    <w:p>
-      <w:pPr>
-        <w:pStyle w:val="FirstParagraph"/>
-      </w:pPr>
-      <w:r>
-        <w:t xml:space="preserve">Each entry in the provided data likely represents different edges between specific waypoints. Here’s a breakdown:</w:t>
-      </w:r>
-    </w:p>
-    <w:bookmarkStart w:id="22" w:name="example"/>
-    <w:p>
-      <w:pPr>
-        <w:pStyle w:val="Heading4"/>
-      </w:pPr>
-      <w:r>
-        <w:t xml:space="preserve">Example:</w:t>
-      </w:r>
-    </w:p>
-    <w:p>
-      <w:pPr>
-        <w:numPr>
-          <w:ilvl w:val="0"/>
-          <w:numId w:val="1002"/>
-        </w:numPr>
-        <w:pStyle w:val="Compact"/>
-      </w:pPr>
-      <w:r>
-        <w:rPr>
-          <w:bCs/>
-          <w:b/>
-        </w:rPr>
-        <w:t xml:space="preserve">edgeEdgeSequenceFlow</w:t>
-      </w:r>
-    </w:p>
-    <w:p>
-      <w:pPr>
-        <w:numPr>
-          <w:ilvl w:val="1"/>
-          <w:numId w:val="1003"/>
-        </w:numPr>
-        <w:pStyle w:val="Compact"/>
-      </w:pPr>
-      <w:r>
-        <w:rPr>
-          <w:rStyle w:val="VerbatimChar"/>
-        </w:rPr>
-        <w:t xml:space="preserve">waypoint</w:t>
-      </w:r>
-      <w:r>
-        <w:t xml:space="preserve">: A number indicating which waypoint this edge connects.</w:t>
-      </w:r>
-    </w:p>
-    <w:p>
-      <w:pPr>
-        <w:numPr>
-          <w:ilvl w:val="1"/>
-          <w:numId w:val="1003"/>
-        </w:numPr>
-        <w:pStyle w:val="Compact"/>
-      </w:pPr>
-      <w:r>
-        <w:rPr>
-          <w:rStyle w:val="VerbatimChar"/>
-        </w:rPr>
-        <w:t xml:space="preserve">name</w:t>
-      </w:r>
-      <w:r>
-        <w:t xml:space="preserve">: The name or label of this edge.</w:t>
-      </w:r>
-    </w:p>
-    <w:p>
-      <w:pPr>
-        <w:numPr>
-          <w:ilvl w:val="1"/>
-          <w:numId w:val="1003"/>
-        </w:numPr>
-        <w:pStyle w:val="Compact"/>
-      </w:pPr>
-      <w:r>
-        <w:rPr>
-          <w:rStyle w:val="VerbatimChar"/>
-        </w:rPr>
-        <w:t xml:space="preserve">start</w:t>
-      </w:r>
-      <w:r>
-        <w:t xml:space="preserve"> </w:t>
-      </w:r>
-      <w:r>
-        <w:t xml:space="preserve">and</w:t>
-      </w:r>
-      <w:r>
-        <w:t xml:space="preserve"> </w:t>
-      </w:r>
-      <w:r>
-        <w:rPr>
-          <w:rStyle w:val="VerbatimChar"/>
-        </w:rPr>
-        <w:t xml:space="preserve">end</w:t>
-      </w:r>
-      <w:r>
-        <w:t xml:space="preserve">: Identifiers for the start and end points.</w:t>
-      </w:r>
-    </w:p>
-    <w:p>
-      <w:r>
-        <w:pict>
-          <v:rect style="width:0;height:1.5pt" o:hralign="center" o:hrstd="t" o:hr="t"/>
-        </w:pict>
-      </w:r>
-    </w:p>
-    <w:bookmarkEnd w:id="22"/>
-    <w:bookmarkEnd w:id="23"/>
-    <w:bookmarkStart w:id="25" w:name="example-objects"/>
-    <w:p>
-      <w:pPr>
-        <w:pStyle w:val="Heading3"/>
-      </w:pPr>
-      <w:r>
-        <w:t xml:space="preserve">Example Objects</w:t>
-      </w:r>
-    </w:p>
-    <w:p>
-      <w:pPr>
-        <w:pStyle w:val="FirstParagraph"/>
-      </w:pPr>
-      <w:r>
-        <w:t xml:space="preserve">Below is a hypothetical representation of how these objects might look:</w:t>
-      </w:r>
-    </w:p>
-    <w:p>
-      <w:pPr>
-        <w:pStyle w:val="SourceCode"/>
-      </w:pPr>
-      <w:r>
-        <w:rPr>
-          <w:rStyle w:val="CommentTok"/>
-        </w:rPr>
-        <w:t xml:space="preserve">// Assuming 'BPMNEdge_0' as an example</w:t>
-      </w:r>
-      <w:r>
-        <w:br/>
-      </w:r>
-      <w:r>
-        <w:rPr>
-          <w:rStyle w:val="KeywordTok"/>
-        </w:rPr>
-        <w:t xml:space="preserve">const</w:t>
-      </w:r>
-      <w:r>
-        <w:rPr>
-          <w:rStyle w:val="NormalTok"/>
-        </w:rPr>
-        <w:t xml:space="preserve"> BPMNEdgeSequenceFlow </w:t>
-      </w:r>
-      <w:r>
-        <w:rPr>
-          <w:rStyle w:val="OperatorTok"/>
-        </w:rPr>
+        <w:t xml:space="preserve">Given that the relationship between the edge ((E)) and the number of days ((D)) can be modeled using two points: (E = 19) corresponds to (D = 26) and (E = 707545) corresponds to (D = 68), we need to estimate when (D = 68) if the edge reaches 707545.</w:t>
+      </w:r>
+    </w:p>
+    <w:p>
+      <w:pPr>
+        <w:pStyle w:val="BodyText"/>
+      </w:pPr>
+      <w:r>
+        <w:t xml:space="preserve">First, we calculate the slope ((m)) of the linear relationship between (E) and (D):</w:t>
+      </w:r>
+    </w:p>
+    <w:p>
+      <w:pPr>
+        <w:pStyle w:val="BodyText"/>
+      </w:pPr>
+      <w:r>
+        <w:t xml:space="preserve">[</w:t>
+      </w:r>
+      <w:r>
+        <w:t xml:space="preserve"> </w:t>
+      </w:r>
+      <w:r>
+        <w:t xml:space="preserve">m =</w:t>
+      </w:r>
+      <w:r>
+        <w:t xml:space="preserve"> </w:t>
+      </w:r>
+      <w:r>
+        <w:t xml:space="preserve"> </w:t>
+      </w:r>
+      <w:r>
         <w:t xml:space="preserve">=</w:t>
       </w:r>
       <w:r>
-        <w:rPr>
-          <w:rStyle w:val="NormalTok"/>
-        </w:rPr>
-        <w:t xml:space="preserve"> {</w:t>
-      </w:r>
-      <w:r>
-        <w:br/>
-      </w:r>
-      <w:r>
-        <w:rPr>
-          <w:rStyle w:val="NormalTok"/>
-        </w:rPr>
-        <w:t xml:space="preserve">  </w:t>
-      </w:r>
-      <w:r>
-        <w:rPr>
-          <w:rStyle w:val="StringTok"/>
-        </w:rPr>
-        <w:t xml:space="preserve">"waypoint"</w:t>
-      </w:r>
-      <w:r>
-        <w:rPr>
-          <w:rStyle w:val="OperatorTok"/>
-        </w:rPr>
-        <w:t xml:space="preserve">:</w:t>
-      </w:r>
-      <w:r>
-        <w:rPr>
-          <w:rStyle w:val="NormalTok"/>
-        </w:rPr>
-        <w:t xml:space="preserve"> </w:t>
-      </w:r>
-      <w:r>
-        <w:rPr>
-          <w:rStyle w:val="DecValTok"/>
-        </w:rPr>
-        <w:t xml:space="preserve">1</w:t>
-      </w:r>
-      <w:r>
-        <w:rPr>
-          <w:rStyle w:val="OperatorTok"/>
-        </w:rPr>
-        <w:t xml:space="preserve">,</w:t>
-      </w:r>
-      <w:r>
-        <w:br/>
-      </w:r>
-      <w:r>
-        <w:rPr>
-          <w:rStyle w:val="NormalTok"/>
-        </w:rPr>
-        <w:t xml:space="preserve">  </w:t>
-      </w:r>
-      <w:r>
-        <w:rPr>
-          <w:rStyle w:val="StringTok"/>
-        </w:rPr>
-        <w:t xml:space="preserve">"name"</w:t>
-      </w:r>
-      <w:r>
-        <w:rPr>
-          <w:rStyle w:val="OperatorTok"/>
-        </w:rPr>
-        <w:t xml:space="preserve">:</w:t>
-      </w:r>
-      <w:r>
-        <w:rPr>
-          <w:rStyle w:val="NormalTok"/>
-        </w:rPr>
-        <w:t xml:space="preserve"> </w:t>
-      </w:r>
-      <w:r>
-        <w:rPr>
-          <w:rStyle w:val="StringTok"/>
-        </w:rPr>
-        <w:t xml:space="preserve">"Edge Sequence Flow"</w:t>
-      </w:r>
-      <w:r>
-        <w:rPr>
-          <w:rStyle w:val="OperatorTok"/>
-        </w:rPr>
-        <w:t xml:space="preserve">,</w:t>
-      </w:r>
-      <w:r>
-        <w:br/>
-      </w:r>
-      <w:r>
-        <w:rPr>
-          <w:rStyle w:val="NormalTok"/>
-        </w:rPr>
-        <w:t xml:space="preserve">  </w:t>
-      </w:r>
-      <w:r>
-        <w:rPr>
-          <w:rStyle w:val="StringTok"/>
-        </w:rPr>
-        <w:t xml:space="preserve">"start"</w:t>
-      </w:r>
-      <w:r>
-        <w:rPr>
-          <w:rStyle w:val="OperatorTok"/>
-        </w:rPr>
-        <w:t xml:space="preserve">:</w:t>
-      </w:r>
-      <w:r>
-        <w:rPr>
-          <w:rStyle w:val="NormalTok"/>
-        </w:rPr>
-        <w:t xml:space="preserve"> </w:t>
-      </w:r>
-      <w:r>
-        <w:rPr>
-          <w:rStyle w:val="StringTok"/>
-        </w:rPr>
-        <w:t xml:space="preserve">"A"</w:t>
-      </w:r>
-      <w:r>
-        <w:rPr>
-          <w:rStyle w:val="OperatorTok"/>
-        </w:rPr>
-        <w:t xml:space="preserve">,</w:t>
-      </w:r>
-      <w:r>
-        <w:br/>
-      </w:r>
-      <w:r>
-        <w:rPr>
-          <w:rStyle w:val="NormalTok"/>
-        </w:rPr>
-        <w:t xml:space="preserve">  </w:t>
-      </w:r>
-      <w:r>
-        <w:rPr>
-          <w:rStyle w:val="StringTok"/>
-        </w:rPr>
-        <w:t xml:space="preserve">"end"</w:t>
-      </w:r>
-      <w:r>
-        <w:rPr>
-          <w:rStyle w:val="OperatorTok"/>
-        </w:rPr>
-        <w:t xml:space="preserve">:</w:t>
-      </w:r>
-      <w:r>
-        <w:rPr>
-          <w:rStyle w:val="NormalTok"/>
-        </w:rPr>
-        <w:t xml:space="preserve"> </w:t>
-      </w:r>
-      <w:r>
-        <w:rPr>
-          <w:rStyle w:val="StringTok"/>
-        </w:rPr>
-        <w:t xml:space="preserve">"B"</w:t>
-      </w:r>
-      <w:r>
-        <w:br/>
-      </w:r>
-      <w:r>
-        <w:rPr>
-          <w:rStyle w:val="NormalTok"/>
-        </w:rPr>
-        <w:t xml:space="preserve">}</w:t>
-      </w:r>
-      <w:r>
-        <w:rPr>
-          <w:rStyle w:val="OperatorTok"/>
-        </w:rPr>
-        <w:t xml:space="preserve">;</w:t>
-      </w:r>
-    </w:p>
-    <w:bookmarkStart w:id="24" w:name="explanation"/>
-    <w:p>
-      <w:pPr>
-        <w:pStyle w:val="Heading4"/>
-      </w:pPr>
-      <w:r>
-        <w:t xml:space="preserve">Explanation:</w:t>
-      </w:r>
-    </w:p>
-    <w:p>
-      <w:pPr>
-        <w:numPr>
-          <w:ilvl w:val="0"/>
-          <w:numId w:val="1004"/>
-        </w:numPr>
-        <w:pStyle w:val="Compact"/>
-      </w:pPr>
-      <w:r>
-        <w:rPr>
-          <w:rStyle w:val="VerbatimChar"/>
-          <w:bCs/>
-          <w:b/>
-        </w:rPr>
-        <w:t xml:space="preserve">"waypoint": 1</w:t>
-      </w:r>
-      <w:r>
-        <w:t xml:space="preserve">: Indicates that this edge connects waypoint 1.</w:t>
-      </w:r>
-    </w:p>
-    <w:p>
-      <w:pPr>
-        <w:numPr>
-          <w:ilvl w:val="0"/>
-          <w:numId w:val="1004"/>
-        </w:numPr>
-        <w:pStyle w:val="Compact"/>
-      </w:pPr>
-      <w:r>
-        <w:rPr>
-          <w:rStyle w:val="VerbatimChar"/>
-          <w:bCs/>
-          <w:b/>
-        </w:rPr>
-        <w:t xml:space="preserve">"name": "Edge Sequence Flow"</w:t>
-      </w:r>
-      <w:r>
-        <w:t xml:space="preserve">: The label or name of the edge type.</w:t>
-      </w:r>
-    </w:p>
-    <w:p>
-      <w:pPr>
-        <w:numPr>
-          <w:ilvl w:val="0"/>
-          <w:numId w:val="1004"/>
-        </w:numPr>
-        <w:pStyle w:val="Compact"/>
-      </w:pPr>
-      <w:r>
-        <w:rPr>
-          <w:rStyle w:val="VerbatimChar"/>
-          <w:bCs/>
-          <w:b/>
-        </w:rPr>
-        <w:t xml:space="preserve">"start": "A"</w:t>
-      </w:r>
-      <w:r>
-        <w:rPr>
-          <w:bCs/>
-          <w:b/>
-        </w:rPr>
-        <w:t xml:space="preserve"> </w:t>
-      </w:r>
-      <w:r>
-        <w:rPr>
-          <w:bCs/>
-          <w:b/>
-        </w:rPr>
-        <w:t xml:space="preserve">and</w:t>
-      </w:r>
-      <w:r>
-        <w:rPr>
-          <w:bCs/>
-          <w:b/>
-        </w:rPr>
-        <w:t xml:space="preserve"> </w:t>
-      </w:r>
-      <w:r>
-        <w:rPr>
-          <w:rStyle w:val="VerbatimChar"/>
-          <w:bCs/>
-          <w:b/>
-        </w:rPr>
-        <w:t xml:space="preserve">"end": "B"</w:t>
-      </w:r>
-      <w:r>
-        <w:t xml:space="preserve">: Identifiers for the start and end points.</w:t>
-      </w:r>
-    </w:p>
-    <w:p>
-      <w:r>
-        <w:pict>
-          <v:rect style="width:0;height:1.5pt" o:hralign="center" o:hrstd="t" o:hr="t"/>
-        </w:pict>
-      </w:r>
-    </w:p>
-    <w:bookmarkEnd w:id="24"/>
-    <w:bookmarkEnd w:id="25"/>
-    <w:bookmarkStart w:id="26" w:name="usage-considerations"/>
-    <w:p>
-      <w:pPr>
-        <w:pStyle w:val="Heading3"/>
-      </w:pPr>
-      <w:r>
-        <w:t xml:space="preserve">Usage Considerations</w:t>
-      </w:r>
-    </w:p>
-    <w:p>
-      <w:pPr>
-        <w:pStyle w:val="FirstParagraph"/>
-      </w:pPr>
-      <w:r>
-        <w:t xml:space="preserve">If you are working with these objects, consider the following:</w:t>
-      </w:r>
-    </w:p>
-    <w:p>
-      <w:pPr>
-        <w:numPr>
-          <w:ilvl w:val="0"/>
-          <w:numId w:val="1005"/>
-        </w:numPr>
-        <w:pStyle w:val="Compact"/>
-      </w:pPr>
-      <w:r>
-        <w:rPr>
-          <w:bCs/>
-          <w:b/>
-        </w:rPr>
-        <w:t xml:space="preserve">Data Structure</w:t>
-      </w:r>
-      <w:r>
-        <w:t xml:space="preserve">: Organize your data using this Edge class structure to easily manage edges between waypoints.</w:t>
-      </w:r>
-    </w:p>
-    <w:p>
-      <w:pPr>
-        <w:numPr>
-          <w:ilvl w:val="0"/>
-          <w:numId w:val="1005"/>
-        </w:numPr>
-        <w:pStyle w:val="Compact"/>
-      </w:pPr>
-      <w:r>
-        <w:rPr>
-          <w:bCs/>
-          <w:b/>
-        </w:rPr>
-        <w:t xml:space="preserve">Dependencies</w:t>
-      </w:r>
-      <w:r>
-        <w:t xml:space="preserve">: Ensure that these edges are properly initialized or defined in your system’s graph.</w:t>
-      </w:r>
-    </w:p>
-    <w:p>
-      <w:pPr>
-        <w:numPr>
-          <w:ilvl w:val="0"/>
-          <w:numId w:val="1005"/>
-        </w:numPr>
-        <w:pStyle w:val="Compact"/>
-      </w:pPr>
-      <w:r>
-        <w:rPr>
-          <w:bCs/>
-          <w:b/>
-        </w:rPr>
-        <w:t xml:space="preserve">Interactions</w:t>
-      </w:r>
-      <w:r>
-        <w:t xml:space="preserve">: Use these edge definitions as needed within algorithms or processes that traverse or manipulate the graph.</w:t>
-      </w:r>
-    </w:p>
-    <w:p>
-      <w:r>
-        <w:pict>
-          <v:rect style="width:0;height:1.5pt" o:hralign="center" o:hrstd="t" o:hr="t"/>
-        </w:pict>
-      </w:r>
-    </w:p>
-    <w:p>
-      <w:pPr>
-        <w:pStyle w:val="FirstParagraph"/>
-      </w:pPr>
-      <w:r>
-        <w:t xml:space="preserve">If you have a specific task or feature in mind, feel free to ask for further assistance!</w:t>
-      </w:r>
-    </w:p>
-    <w:bookmarkEnd w:id="26"/>
+        <w:t xml:space="preserve"> </w:t>
+      </w:r>
+      <w:r>
+        <w:t xml:space="preserve"> </w:t>
+      </w:r>
+      <w:r>
+        <w:t xml:space="preserve"> </w:t>
+      </w:r>
+      <w:r>
+        <w:t xml:space="preserve">]</w:t>
+      </w:r>
+    </w:p>
+    <w:p>
+      <w:pPr>
+        <w:pStyle w:val="BodyText"/>
+      </w:pPr>
+      <w:r>
+        <w:t xml:space="preserve">Using the point-slope form of the linear equation, we have:</w:t>
+      </w:r>
+    </w:p>
+    <w:p>
+      <w:pPr>
+        <w:pStyle w:val="BodyText"/>
+      </w:pPr>
+      <w:r>
+        <w:t xml:space="preserve">[</w:t>
+      </w:r>
+      <w:r>
+        <w:t xml:space="preserve"> </w:t>
+      </w:r>
+      <w:r>
+        <w:t xml:space="preserve">D = mE + c</w:t>
+      </w:r>
+      <w:r>
+        <w:t xml:space="preserve"> </w:t>
+      </w:r>
+      <w:r>
+        <w:t xml:space="preserve">]</w:t>
+      </w:r>
+    </w:p>
+    <w:p>
+      <w:pPr>
+        <w:pStyle w:val="BodyText"/>
+      </w:pPr>
+      <w:r>
+        <w:t xml:space="preserve">Substituting one of the points (e.g., (E = 19), (D = 26)) to find the intercept ((c)):</w:t>
+      </w:r>
+    </w:p>
+    <w:p>
+      <w:pPr>
+        <w:pStyle w:val="BodyText"/>
+      </w:pPr>
+      <w:r>
+        <w:t xml:space="preserve">[</w:t>
+      </w:r>
+      <w:r>
+        <w:t xml:space="preserve"> </w:t>
+      </w:r>
+      <w:r>
+        <w:t xml:space="preserve">26 = 0.0000593</w:t>
+      </w:r>
+      <w:r>
+        <w:t xml:space="preserve"> </w:t>
+      </w:r>
+      <w:r>
+        <w:t xml:space="preserve"> </w:t>
+      </w:r>
+      <w:r>
+        <w:t xml:space="preserve">+ c</w:t>
+      </w:r>
+      <w:r>
+        <w:t xml:space="preserve"> </w:t>
+      </w:r>
+      <w:r>
+        <w:t xml:space="preserve">]</w:t>
+      </w:r>
+      <w:r>
+        <w:t xml:space="preserve"> </w:t>
+      </w:r>
+      <w:r>
+        <w:t xml:space="preserve">[</w:t>
+      </w:r>
+      <w:r>
+        <w:t xml:space="preserve"> </w:t>
+      </w:r>
+      <w:r>
+        <w:t xml:space="preserve">26 - 0.0011277 = c</w:t>
+      </w:r>
+      <w:r>
+        <w:t xml:space="preserve"> </w:t>
+      </w:r>
+      <w:r>
+        <w:t xml:space="preserve">]</w:t>
+      </w:r>
+      <w:r>
+        <w:t xml:space="preserve"> </w:t>
+      </w:r>
+      <w:r>
+        <w:t xml:space="preserve">[</w:t>
+      </w:r>
+      <w:r>
+        <w:t xml:space="preserve"> </w:t>
+      </w:r>
+      <w:r>
+        <w:t xml:space="preserve">c</w:t>
+      </w:r>
+      <w:r>
+        <w:t xml:space="preserve"> </w:t>
+      </w:r>
+      <w:r>
+        <w:t xml:space="preserve"> </w:t>
+      </w:r>
+      <w:r>
+        <w:t xml:space="preserve">]</w:t>
+      </w:r>
+    </w:p>
+    <w:p>
+      <w:pPr>
+        <w:pStyle w:val="BodyText"/>
+      </w:pPr>
+      <w:r>
+        <w:t xml:space="preserve">Thus, the linear equation is:</w:t>
+      </w:r>
+    </w:p>
+    <w:p>
+      <w:pPr>
+        <w:pStyle w:val="BodyText"/>
+      </w:pPr>
+      <w:r>
+        <w:t xml:space="preserve">[</w:t>
+      </w:r>
+      <w:r>
+        <w:t xml:space="preserve"> </w:t>
+      </w:r>
+      <w:r>
+        <w:t xml:space="preserve">D = 0.0000593E + 25.998875</w:t>
+      </w:r>
+      <w:r>
+        <w:t xml:space="preserve"> </w:t>
+      </w:r>
+      <w:r>
+        <w:t xml:space="preserve">]</w:t>
+      </w:r>
+    </w:p>
+    <w:p>
+      <w:pPr>
+        <w:pStyle w:val="BodyText"/>
+      </w:pPr>
+      <w:r>
+        <w:t xml:space="preserve">To find (D) when (E = 707545):</w:t>
+      </w:r>
+    </w:p>
+    <w:p>
+      <w:pPr>
+        <w:pStyle w:val="BodyText"/>
+      </w:pPr>
+      <w:r>
+        <w:t xml:space="preserve">[</w:t>
+      </w:r>
+      <w:r>
+        <w:t xml:space="preserve"> </w:t>
+      </w:r>
+      <w:r>
+        <w:t xml:space="preserve">D</w:t>
+      </w:r>
+      <w:r>
+        <w:t xml:space="preserve"> </w:t>
+      </w:r>
+      <w:r>
+        <w:t xml:space="preserve"> </w:t>
+      </w:r>
+      <w:r>
+        <w:t xml:space="preserve"> </w:t>
+      </w:r>
+      <w:r>
+        <w:t xml:space="preserve">+ 25.998875</w:t>
+      </w:r>
+      <w:r>
+        <w:t xml:space="preserve"> </w:t>
+      </w:r>
+      <w:r>
+        <w:t xml:space="preserve">]</w:t>
+      </w:r>
+      <w:r>
+        <w:t xml:space="preserve"> </w:t>
+      </w:r>
+      <w:r>
+        <w:t xml:space="preserve">[</w:t>
+      </w:r>
+      <w:r>
+        <w:t xml:space="preserve"> </w:t>
+      </w:r>
+      <w:r>
+        <w:t xml:space="preserve">D</w:t>
+      </w:r>
+      <w:r>
+        <w:t xml:space="preserve"> </w:t>
+      </w:r>
+      <w:r>
+        <w:t xml:space="preserve"> </w:t>
+      </w:r>
+      <w:r>
+        <w:t xml:space="preserve">+ 25.998875</w:t>
+      </w:r>
+      <w:r>
+        <w:t xml:space="preserve"> </w:t>
+      </w:r>
+      <w:r>
+        <w:t xml:space="preserve"> </w:t>
+      </w:r>
+      <w:r>
+        <w:t xml:space="preserve">]</w:t>
+      </w:r>
+    </w:p>
+    <w:p>
+      <w:pPr>
+        <w:pStyle w:val="BodyText"/>
+      </w:pPr>
+      <w:r>
+        <w:t xml:space="preserve">Rounding to the nearest whole number, we get approximately 68 days.</w:t>
+      </w:r>
+    </w:p>
+    <w:p>
+      <w:pPr>
+        <w:pStyle w:val="BodyText"/>
+      </w:pPr>
+      <w:r>
+        <w:t xml:space="preserve">Thus, the estimated number of days is:</w:t>
+      </w:r>
+    </w:p>
+    <w:p>
+      <w:pPr>
+        <w:pStyle w:val="BodyText"/>
+      </w:pPr>
+      <w:r>
+        <w:t xml:space="preserve">[</w:t>
+      </w:r>
+      <w:r>
+        <w:t xml:space="preserve"> </w:t>
+      </w:r>
+      <w:r>
+        <w:t xml:space="preserve"> </w:t>
+      </w:r>
+      <w:r>
+        <w:t xml:space="preserve">]</w:t>
+      </w:r>
+    </w:p>
     <w:sectPr/>
   </w:body>
 </w:document>
@@ -796,238 +394,8 @@
       </w:pPr>
     </w:lvl>
   </w:abstractNum>
-  <w:abstractNum w:abstractNumId="99411">
-    <w:nsid w:val="A99411"/>
-    <w:multiLevelType w:val="multilevel"/>
-    <w:lvl w:ilvl="0">
-      <w:start w:val="1"/>
-      <w:numFmt w:val="decimal"/>
-      <w:lvlText w:val="%1."/>
-      <w:lvlJc w:val="left"/>
-      <w:pPr>
-        <w:ind w:left="720" w:hanging="480"/>
-      </w:pPr>
-    </w:lvl>
-    <w:lvl w:ilvl="1">
-      <w:start w:val="1"/>
-      <w:numFmt w:val="decimal"/>
-      <w:lvlText w:val="%2."/>
-      <w:lvlJc w:val="left"/>
-      <w:pPr>
-        <w:ind w:left="1440" w:hanging="480"/>
-      </w:pPr>
-    </w:lvl>
-    <w:lvl w:ilvl="2">
-      <w:start w:val="1"/>
-      <w:numFmt w:val="decimal"/>
-      <w:lvlText w:val="%3."/>
-      <w:lvlJc w:val="left"/>
-      <w:pPr>
-        <w:ind w:left="2160" w:hanging="480"/>
-      </w:pPr>
-    </w:lvl>
-    <w:lvl w:ilvl="3">
-      <w:start w:val="1"/>
-      <w:numFmt w:val="decimal"/>
-      <w:lvlText w:val="%4."/>
-      <w:lvlJc w:val="left"/>
-      <w:pPr>
-        <w:ind w:left="2880" w:hanging="480"/>
-      </w:pPr>
-    </w:lvl>
-    <w:lvl w:ilvl="4">
-      <w:start w:val="1"/>
-      <w:numFmt w:val="decimal"/>
-      <w:lvlText w:val="%5."/>
-      <w:lvlJc w:val="left"/>
-      <w:pPr>
-        <w:ind w:left="3600" w:hanging="480"/>
-      </w:pPr>
-    </w:lvl>
-    <w:lvl w:ilvl="5">
-      <w:start w:val="1"/>
-      <w:numFmt w:val="decimal"/>
-      <w:lvlText w:val="%6."/>
-      <w:lvlJc w:val="left"/>
-      <w:pPr>
-        <w:ind w:left="4320" w:hanging="480"/>
-      </w:pPr>
-    </w:lvl>
-    <w:lvl w:ilvl="6">
-      <w:start w:val="1"/>
-      <w:numFmt w:val="decimal"/>
-      <w:lvlText w:val="%7."/>
-      <w:lvlJc w:val="left"/>
-      <w:pPr>
-        <w:ind w:left="5040" w:hanging="480"/>
-      </w:pPr>
-    </w:lvl>
-    <w:lvl w:ilvl="7">
-      <w:start w:val="1"/>
-      <w:numFmt w:val="decimal"/>
-      <w:lvlText w:val="%8."/>
-      <w:lvlJc w:val="left"/>
-      <w:pPr>
-        <w:ind w:left="5760" w:hanging="480"/>
-      </w:pPr>
-    </w:lvl>
-    <w:lvl w:ilvl="8">
-      <w:start w:val="1"/>
-      <w:numFmt w:val="decimal"/>
-      <w:lvlText w:val="%9."/>
-      <w:lvlJc w:val="left"/>
-      <w:pPr>
-        <w:ind w:left="6480" w:hanging="480"/>
-      </w:pPr>
-    </w:lvl>
-  </w:abstractNum>
-  <w:abstractNum w:abstractNumId="991">
-    <w:nsid w:val="A991"/>
-    <w:multiLevelType w:val="multilevel"/>
-    <w:lvl w:ilvl="0">
-      <w:numFmt w:val="bullet"/>
-      <w:lvlText w:val="•"/>
-      <w:lvlJc w:val="left"/>
-      <w:pPr>
-        <w:ind w:left="720" w:hanging="480"/>
-      </w:pPr>
-    </w:lvl>
-    <w:lvl w:ilvl="1">
-      <w:numFmt w:val="bullet"/>
-      <w:lvlText w:val="–"/>
-      <w:lvlJc w:val="left"/>
-      <w:pPr>
-        <w:ind w:left="1440" w:hanging="480"/>
-      </w:pPr>
-    </w:lvl>
-    <w:lvl w:ilvl="2">
-      <w:numFmt w:val="bullet"/>
-      <w:lvlText w:val="•"/>
-      <w:lvlJc w:val="left"/>
-      <w:pPr>
-        <w:ind w:left="2160" w:hanging="480"/>
-      </w:pPr>
-    </w:lvl>
-    <w:lvl w:ilvl="3">
-      <w:numFmt w:val="bullet"/>
-      <w:lvlText w:val="–"/>
-      <w:lvlJc w:val="left"/>
-      <w:pPr>
-        <w:ind w:left="2880" w:hanging="480"/>
-      </w:pPr>
-    </w:lvl>
-    <w:lvl w:ilvl="4">
-      <w:numFmt w:val="bullet"/>
-      <w:lvlText w:val="•"/>
-      <w:lvlJc w:val="left"/>
-      <w:pPr>
-        <w:ind w:left="3600" w:hanging="480"/>
-      </w:pPr>
-    </w:lvl>
-    <w:lvl w:ilvl="5">
-      <w:numFmt w:val="bullet"/>
-      <w:lvlText w:val="–"/>
-      <w:lvlJc w:val="left"/>
-      <w:pPr>
-        <w:ind w:left="4320" w:hanging="480"/>
-      </w:pPr>
-    </w:lvl>
-    <w:lvl w:ilvl="6">
-      <w:numFmt w:val="bullet"/>
-      <w:lvlText w:val="•"/>
-      <w:lvlJc w:val="left"/>
-      <w:pPr>
-        <w:ind w:left="5040" w:hanging="480"/>
-      </w:pPr>
-    </w:lvl>
-    <w:lvl w:ilvl="7">
-      <w:numFmt w:val="bullet"/>
-      <w:lvlText w:val="–"/>
-      <w:lvlJc w:val="left"/>
-      <w:pPr>
-        <w:ind w:left="5760" w:hanging="480"/>
-      </w:pPr>
-    </w:lvl>
-    <w:lvl w:ilvl="8">
-      <w:numFmt w:val="bullet"/>
-      <w:lvlText w:val="•"/>
-      <w:lvlJc w:val="left"/>
-      <w:pPr>
-        <w:ind w:left="6480" w:hanging="480"/>
-      </w:pPr>
-    </w:lvl>
-  </w:abstractNum>
   <w:num w:numId="1000">
     <w:abstractNumId w:val="990"/>
-  </w:num>
-  <w:num w:numId="1001">
-    <w:abstractNumId w:val="99411"/>
-    <w:lvlOverride w:ilvl="0">
-      <w:startOverride w:val="1"/>
-    </w:lvlOverride>
-    <w:lvlOverride w:ilvl="1">
-      <w:startOverride w:val="1"/>
-    </w:lvlOverride>
-    <w:lvlOverride w:ilvl="2">
-      <w:startOverride w:val="1"/>
-    </w:lvlOverride>
-    <w:lvlOverride w:ilvl="3">
-      <w:startOverride w:val="1"/>
-    </w:lvlOverride>
-    <w:lvlOverride w:ilvl="4">
-      <w:startOverride w:val="1"/>
-    </w:lvlOverride>
-    <w:lvlOverride w:ilvl="5">
-      <w:startOverride w:val="1"/>
-    </w:lvlOverride>
-    <w:lvlOverride w:ilvl="6">
-      <w:startOverride w:val="1"/>
-    </w:lvlOverride>
-    <w:lvlOverride w:ilvl="7">
-      <w:startOverride w:val="1"/>
-    </w:lvlOverride>
-    <w:lvlOverride w:ilvl="8">
-      <w:startOverride w:val="1"/>
-    </w:lvlOverride>
-  </w:num>
-  <w:num w:numId="1002">
-    <w:abstractNumId w:val="991"/>
-  </w:num>
-  <w:num w:numId="1003">
-    <w:abstractNumId w:val="991"/>
-  </w:num>
-  <w:num w:numId="1004">
-    <w:abstractNumId w:val="991"/>
-  </w:num>
-  <w:num w:numId="1005">
-    <w:abstractNumId w:val="99411"/>
-    <w:lvlOverride w:ilvl="0">
-      <w:startOverride w:val="1"/>
-    </w:lvlOverride>
-    <w:lvlOverride w:ilvl="1">
-      <w:startOverride w:val="1"/>
-    </w:lvlOverride>
-    <w:lvlOverride w:ilvl="2">
-      <w:startOverride w:val="1"/>
-    </w:lvlOverride>
-    <w:lvlOverride w:ilvl="3">
-      <w:startOverride w:val="1"/>
-    </w:lvlOverride>
-    <w:lvlOverride w:ilvl="4">
-      <w:startOverride w:val="1"/>
-    </w:lvlOverride>
-    <w:lvlOverride w:ilvl="5">
-      <w:startOverride w:val="1"/>
-    </w:lvlOverride>
-    <w:lvlOverride w:ilvl="6">
-      <w:startOverride w:val="1"/>
-    </w:lvlOverride>
-    <w:lvlOverride w:ilvl="7">
-      <w:startOverride w:val="1"/>
-    </w:lvlOverride>
-    <w:lvlOverride w:ilvl="8">
-      <w:startOverride w:val="1"/>
-    </w:lvlOverride>
   </w:num>
 </w:numbering>
 </file>

--- a/cpi-artifacts/Employedata/PRD_IF_EmployeeCreation_SF_to_S4_MDF_copy_100228/src/main/resources/scenarioflows/integrationflow/docs/Prototype_Iflow_Documentation.docx
+++ b/cpi-artifacts/Employedata/PRD_IF_EmployeeCreation_SF_to_S4_MDF_copy_100228/src/main/resources/scenarioflows/integrationflow/docs/Prototype_Iflow_Documentation.docx
@@ -7,143 +7,243 @@
         <w:pStyle w:val="FirstParagraph"/>
       </w:pPr>
       <w:r>
-        <w:t xml:space="preserve">To find the value of</w:t>
+        <w:t xml:space="preserve">The provided data is a comprehensive list of edge case configurations for a system. Here’s an organized summary:</w:t>
+      </w:r>
+    </w:p>
+    <w:bookmarkStart w:id="20" w:name="structure"/>
+    <w:p>
+      <w:pPr>
+        <w:pStyle w:val="Heading3"/>
+      </w:pPr>
+      <w:r>
+        <w:t xml:space="preserve">Structure:</w:t>
+      </w:r>
+    </w:p>
+    <w:p>
+      <w:pPr>
+        <w:numPr>
+          <w:ilvl w:val="0"/>
+          <w:numId w:val="1001"/>
+        </w:numPr>
+        <w:pStyle w:val="Compact"/>
+      </w:pPr>
+      <w:r>
+        <w:rPr>
+          <w:bCs/>
+          <w:b/>
+        </w:rPr>
+        <w:t xml:space="preserve">Key Features</w:t>
+      </w:r>
+      <w:r>
+        <w:t xml:space="preserve">: Contains entries organized by</w:t>
       </w:r>
       <w:r>
         <w:t xml:space="preserve"> </w:t>
       </w:r>
       <w:r>
+        <w:t xml:space="preserve">“</w:t>
+      </w:r>
+      <w:r>
+        <w:t xml:space="preserve">waypoint</w:t>
+      </w:r>
+      <w:r>
+        <w:t xml:space="preserve">”</w:t>
+      </w:r>
+      <w:r>
+        <w:t xml:space="preserve"> </w:t>
+      </w:r>
+      <w:r>
+        <w:t xml:space="preserve">with multiple values.</w:t>
+      </w:r>
+    </w:p>
+    <w:p>
+      <w:pPr>
+        <w:numPr>
+          <w:ilvl w:val="0"/>
+          <w:numId w:val="1001"/>
+        </w:numPr>
+        <w:pStyle w:val="Compact"/>
+      </w:pPr>
+      <w:r>
         <w:rPr>
-          <w:rStyle w:val="VerbatimChar"/>
+          <w:bCs/>
+          <w:b/>
         </w:rPr>
-        <w:t xml:space="preserve">edge_cost</w:t>
+        <w:t xml:space="preserve">Content</w:t>
+      </w:r>
+      <w:r>
+        <w:t xml:space="preserve">: Includes both numeric values, placeholders like</w:t>
       </w:r>
       <w:r>
         <w:t xml:space="preserve"> </w:t>
       </w:r>
       <w:r>
-        <w:t xml:space="preserve">in the object</w:t>
-      </w:r>
-      <w:r>
-        <w:t xml:space="preserve"> </w:t>
-      </w:r>
+        <w:t xml:space="preserve">“</w:t>
+      </w:r>
+      <w:r>
+        <w:t xml:space="preserve">@user</w:t>
+      </w:r>
+      <w:r>
+        <w:t xml:space="preserve">”</w:t>
+      </w:r>
+      <w:r>
+        <w:t xml:space="preserve">, “_test_name”, and various HTTP status codes (e.g., 1xx).</w:t>
+      </w:r>
+    </w:p>
+    <w:p>
+      <w:pPr>
+        <w:numPr>
+          <w:ilvl w:val="0"/>
+          <w:numId w:val="1001"/>
+        </w:numPr>
+        <w:pStyle w:val="Compact"/>
+      </w:pPr>
       <w:r>
         <w:rPr>
-          <w:rStyle w:val="VerbatimChar"/>
+          <w:bCs/>
+          <w:b/>
         </w:rPr>
-        <w:t xml:space="preserve">costs</w:t>
-      </w:r>
-      <w:r>
-        <w:t xml:space="preserve">, you need to locate where</w:t>
-      </w:r>
-      <w:r>
-        <w:t xml:space="preserve"> </w:t>
-      </w:r>
+        <w:t xml:space="preserve">Context</w:t>
+      </w:r>
+      <w:r>
+        <w:t xml:space="preserve">: Likely from a test scenario or edge case handling in an application.</w:t>
+      </w:r>
+    </w:p>
+    <w:bookmarkEnd w:id="20"/>
+    <w:bookmarkStart w:id="21" w:name="key-points"/>
+    <w:p>
+      <w:pPr>
+        <w:pStyle w:val="Heading3"/>
+      </w:pPr>
+      <w:r>
+        <w:t xml:space="preserve">Key Points:</w:t>
+      </w:r>
+    </w:p>
+    <w:p>
+      <w:pPr>
+        <w:numPr>
+          <w:ilvl w:val="0"/>
+          <w:numId w:val="1002"/>
+        </w:numPr>
+        <w:pStyle w:val="Compact"/>
+      </w:pPr>
       <w:r>
         <w:rPr>
-          <w:rStyle w:val="VerbatimChar"/>
+          <w:bCs/>
+          <w:b/>
         </w:rPr>
-        <w:t xml:space="preserve">"edge_cost"</w:t>
-      </w:r>
-      <w:r>
-        <w:t xml:space="preserve"> </w:t>
-      </w:r>
-      <w:r>
-        <w:t xml:space="preserve">is assigned.</w:t>
-      </w:r>
-    </w:p>
-    <w:p>
-      <w:pPr>
-        <w:pStyle w:val="BodyText"/>
-      </w:pPr>
-      <w:r>
-        <w:t xml:space="preserve">Looking through the keys, I see that:</w:t>
-      </w:r>
-    </w:p>
-    <w:p>
-      <w:pPr>
-        <w:pStyle w:val="SourceCode"/>
+        <w:t xml:space="preserve">Edge Cases</w:t>
+      </w:r>
+      <w:r>
+        <w:t xml:space="preserve">:</w:t>
+      </w:r>
+    </w:p>
+    <w:p>
+      <w:pPr>
+        <w:numPr>
+          <w:ilvl w:val="1"/>
+          <w:numId w:val="1003"/>
+        </w:numPr>
+        <w:pStyle w:val="Compact"/>
+      </w:pPr>
+      <w:r>
+        <w:t xml:space="preserve">Each line lists multiple entries associated with waypoints.</w:t>
+      </w:r>
+    </w:p>
+    <w:p>
+      <w:pPr>
+        <w:numPr>
+          <w:ilvl w:val="1"/>
+          <w:numId w:val="1003"/>
+        </w:numPr>
+        <w:pStyle w:val="Compact"/>
+      </w:pPr>
+      <w:r>
+        <w:t xml:space="preserve">Values are numeric or placeholders for database keys.</w:t>
+      </w:r>
+    </w:p>
+    <w:p>
+      <w:pPr>
+        <w:numPr>
+          <w:ilvl w:val="0"/>
+          <w:numId w:val="1002"/>
+        </w:numPr>
+        <w:pStyle w:val="Compact"/>
       </w:pPr>
       <w:r>
         <w:rPr>
-          <w:rStyle w:val="NormalTok"/>
+          <w:bCs/>
+          <w:b/>
         </w:rPr>
-        <w:t xml:space="preserve">{</w:t>
-      </w:r>
-      <w:r>
-        <w:br/>
-      </w:r>
+        <w:t xml:space="preserve">Data Handling</w:t>
+      </w:r>
+      <w:r>
+        <w:t xml:space="preserve">:</w:t>
+      </w:r>
+    </w:p>
+    <w:p>
+      <w:pPr>
+        <w:numPr>
+          <w:ilvl w:val="1"/>
+          <w:numId w:val="1004"/>
+        </w:numPr>
+        <w:pStyle w:val="Compact"/>
+      </w:pPr>
+      <w:r>
+        <w:t xml:space="preserve">Includes both HTTP status codes and exception responses.</w:t>
+      </w:r>
+    </w:p>
+    <w:p>
+      <w:pPr>
+        <w:numPr>
+          <w:ilvl w:val="1"/>
+          <w:numId w:val="1004"/>
+        </w:numPr>
+        <w:pStyle w:val="Compact"/>
+      </w:pPr>
+      <w:r>
+        <w:t xml:space="preserve">Uses placeholders like “_test_name” for test names.</w:t>
+      </w:r>
+    </w:p>
+    <w:p>
+      <w:pPr>
+        <w:numPr>
+          <w:ilvl w:val="0"/>
+          <w:numId w:val="1002"/>
+        </w:numPr>
+        <w:pStyle w:val="Compact"/>
+      </w:pPr>
       <w:r>
         <w:rPr>
-          <w:rStyle w:val="NormalTok"/>
+          <w:bCs/>
+          <w:b/>
         </w:rPr>
-        <w:t xml:space="preserve">  </w:t>
-      </w:r>
-      <w:r>
-        <w:rPr>
-          <w:rStyle w:val="StringTok"/>
-        </w:rPr>
-        <w:t xml:space="preserve">"edge_cost"</w:t>
-      </w:r>
-      <w:r>
-        <w:rPr>
-          <w:rStyle w:val="OperatorTok"/>
-        </w:rPr>
+        <w:t xml:space="preserve">Format</w:t>
+      </w:r>
+      <w:r>
         <w:t xml:space="preserve">:</w:t>
       </w:r>
-      <w:r>
-        <w:rPr>
-          <w:rStyle w:val="NormalTok"/>
-        </w:rPr>
-        <w:t xml:space="preserve"> </w:t>
-      </w:r>
-      <w:r>
-        <w:rPr>
-          <w:rStyle w:val="DecValTok"/>
-        </w:rPr>
-        <w:t xml:space="preserve">39214804</w:t>
-      </w:r>
-      <w:r>
-        <w:rPr>
-          <w:rStyle w:val="OperatorTok"/>
-        </w:rPr>
-        <w:t xml:space="preserve">,</w:t>
-      </w:r>
-      <w:r>
-        <w:br/>
-      </w:r>
-      <w:r>
-        <w:rPr>
-          <w:rStyle w:val="NormalTok"/>
-        </w:rPr>
-        <w:t xml:space="preserve">  </w:t>
-      </w:r>
-      <w:r>
-        <w:rPr>
-          <w:rStyle w:val="OperatorTok"/>
-        </w:rPr>
-        <w:t xml:space="preserve">...</w:t>
-      </w:r>
-      <w:r>
-        <w:rPr>
-          <w:rStyle w:val="NormalTok"/>
-        </w:rPr>
-        <w:t xml:space="preserve"> </w:t>
-      </w:r>
-      <w:r>
-        <w:rPr>
-          <w:rStyle w:val="CommentTok"/>
-        </w:rPr>
-        <w:t xml:space="preserve">// other keys and values...</w:t>
-      </w:r>
-      <w:r>
-        <w:br/>
-      </w:r>
-      <w:r>
-        <w:rPr>
-          <w:rStyle w:val="NormalTok"/>
-        </w:rPr>
-        <w:t xml:space="preserve">}</w:t>
+    </w:p>
+    <w:p>
+      <w:pPr>
+        <w:numPr>
+          <w:ilvl w:val="1"/>
+          <w:numId w:val="1005"/>
+        </w:numPr>
+        <w:pStyle w:val="Compact"/>
+      </w:pPr>
+      <w:r>
+        <w:t xml:space="preserve">Structured as a JSON array to handle diverse scenarios efficiently.</w:t>
+      </w:r>
+    </w:p>
+    <w:bookmarkEnd w:id="21"/>
+    <w:bookmarkStart w:id="22" w:name="summary"/>
+    <w:p>
+      <w:pPr>
+        <w:pStyle w:val="Heading3"/>
+      </w:pPr>
+      <w:r>
+        <w:t xml:space="preserve">Summary:</w:t>
       </w:r>
     </w:p>
     <w:p>
@@ -151,32 +251,10 @@
         <w:pStyle w:val="FirstParagraph"/>
       </w:pPr>
       <w:r>
-        <w:t xml:space="preserve">The value of</w:t>
-      </w:r>
-      <w:r>
-        <w:t xml:space="preserve"> </w:t>
-      </w:r>
-      <w:r>
-        <w:rPr>
-          <w:rStyle w:val="VerbatimChar"/>
-        </w:rPr>
-        <w:t xml:space="preserve">edge_cost</w:t>
-      </w:r>
-      <w:r>
-        <w:t xml:space="preserve"> </w:t>
-      </w:r>
-      <w:r>
-        <w:t xml:space="preserve">is 39214804.</w:t>
-      </w:r>
-    </w:p>
-    <w:p>
-      <w:pPr>
-        <w:pStyle w:val="BodyText"/>
-      </w:pPr>
-      <w:r>
-        <w:t xml:space="preserve">So the final answer is:</w:t>
-      </w:r>
-    </w:p>
+        <w:t xml:space="preserve">The data represents edge case configurations, detailing possible responses, headers, and special conditions. It is likely part of an extensive scenario list for testing or development purposes, focusing on flexibility through placeholders and diverse response types.</w:t>
+      </w:r>
+    </w:p>
+    <w:bookmarkEnd w:id="22"/>
     <w:sectPr/>
   </w:body>
 </w:document>
@@ -283,8 +361,211 @@
       </w:pPr>
     </w:lvl>
   </w:abstractNum>
+  <w:abstractNum w:abstractNumId="991">
+    <w:nsid w:val="A991"/>
+    <w:multiLevelType w:val="multilevel"/>
+    <w:lvl w:ilvl="0">
+      <w:numFmt w:val="bullet"/>
+      <w:lvlText w:val="•"/>
+      <w:lvlJc w:val="left"/>
+      <w:pPr>
+        <w:ind w:left="720" w:hanging="480"/>
+      </w:pPr>
+    </w:lvl>
+    <w:lvl w:ilvl="1">
+      <w:numFmt w:val="bullet"/>
+      <w:lvlText w:val="–"/>
+      <w:lvlJc w:val="left"/>
+      <w:pPr>
+        <w:ind w:left="1440" w:hanging="480"/>
+      </w:pPr>
+    </w:lvl>
+    <w:lvl w:ilvl="2">
+      <w:numFmt w:val="bullet"/>
+      <w:lvlText w:val="•"/>
+      <w:lvlJc w:val="left"/>
+      <w:pPr>
+        <w:ind w:left="2160" w:hanging="480"/>
+      </w:pPr>
+    </w:lvl>
+    <w:lvl w:ilvl="3">
+      <w:numFmt w:val="bullet"/>
+      <w:lvlText w:val="–"/>
+      <w:lvlJc w:val="left"/>
+      <w:pPr>
+        <w:ind w:left="2880" w:hanging="480"/>
+      </w:pPr>
+    </w:lvl>
+    <w:lvl w:ilvl="4">
+      <w:numFmt w:val="bullet"/>
+      <w:lvlText w:val="•"/>
+      <w:lvlJc w:val="left"/>
+      <w:pPr>
+        <w:ind w:left="3600" w:hanging="480"/>
+      </w:pPr>
+    </w:lvl>
+    <w:lvl w:ilvl="5">
+      <w:numFmt w:val="bullet"/>
+      <w:lvlText w:val="–"/>
+      <w:lvlJc w:val="left"/>
+      <w:pPr>
+        <w:ind w:left="4320" w:hanging="480"/>
+      </w:pPr>
+    </w:lvl>
+    <w:lvl w:ilvl="6">
+      <w:numFmt w:val="bullet"/>
+      <w:lvlText w:val="•"/>
+      <w:lvlJc w:val="left"/>
+      <w:pPr>
+        <w:ind w:left="5040" w:hanging="480"/>
+      </w:pPr>
+    </w:lvl>
+    <w:lvl w:ilvl="7">
+      <w:numFmt w:val="bullet"/>
+      <w:lvlText w:val="–"/>
+      <w:lvlJc w:val="left"/>
+      <w:pPr>
+        <w:ind w:left="5760" w:hanging="480"/>
+      </w:pPr>
+    </w:lvl>
+    <w:lvl w:ilvl="8">
+      <w:numFmt w:val="bullet"/>
+      <w:lvlText w:val="•"/>
+      <w:lvlJc w:val="left"/>
+      <w:pPr>
+        <w:ind w:left="6480" w:hanging="480"/>
+      </w:pPr>
+    </w:lvl>
+  </w:abstractNum>
+  <w:abstractNum w:abstractNumId="99411">
+    <w:nsid w:val="A99411"/>
+    <w:multiLevelType w:val="multilevel"/>
+    <w:lvl w:ilvl="0">
+      <w:start w:val="1"/>
+      <w:numFmt w:val="decimal"/>
+      <w:lvlText w:val="%1."/>
+      <w:lvlJc w:val="left"/>
+      <w:pPr>
+        <w:ind w:left="720" w:hanging="480"/>
+      </w:pPr>
+    </w:lvl>
+    <w:lvl w:ilvl="1">
+      <w:start w:val="1"/>
+      <w:numFmt w:val="decimal"/>
+      <w:lvlText w:val="%2."/>
+      <w:lvlJc w:val="left"/>
+      <w:pPr>
+        <w:ind w:left="1440" w:hanging="480"/>
+      </w:pPr>
+    </w:lvl>
+    <w:lvl w:ilvl="2">
+      <w:start w:val="1"/>
+      <w:numFmt w:val="decimal"/>
+      <w:lvlText w:val="%3."/>
+      <w:lvlJc w:val="left"/>
+      <w:pPr>
+        <w:ind w:left="2160" w:hanging="480"/>
+      </w:pPr>
+    </w:lvl>
+    <w:lvl w:ilvl="3">
+      <w:start w:val="1"/>
+      <w:numFmt w:val="decimal"/>
+      <w:lvlText w:val="%4."/>
+      <w:lvlJc w:val="left"/>
+      <w:pPr>
+        <w:ind w:left="2880" w:hanging="480"/>
+      </w:pPr>
+    </w:lvl>
+    <w:lvl w:ilvl="4">
+      <w:start w:val="1"/>
+      <w:numFmt w:val="decimal"/>
+      <w:lvlText w:val="%5."/>
+      <w:lvlJc w:val="left"/>
+      <w:pPr>
+        <w:ind w:left="3600" w:hanging="480"/>
+      </w:pPr>
+    </w:lvl>
+    <w:lvl w:ilvl="5">
+      <w:start w:val="1"/>
+      <w:numFmt w:val="decimal"/>
+      <w:lvlText w:val="%6."/>
+      <w:lvlJc w:val="left"/>
+      <w:pPr>
+        <w:ind w:left="4320" w:hanging="480"/>
+      </w:pPr>
+    </w:lvl>
+    <w:lvl w:ilvl="6">
+      <w:start w:val="1"/>
+      <w:numFmt w:val="decimal"/>
+      <w:lvlText w:val="%7."/>
+      <w:lvlJc w:val="left"/>
+      <w:pPr>
+        <w:ind w:left="5040" w:hanging="480"/>
+      </w:pPr>
+    </w:lvl>
+    <w:lvl w:ilvl="7">
+      <w:start w:val="1"/>
+      <w:numFmt w:val="decimal"/>
+      <w:lvlText w:val="%8."/>
+      <w:lvlJc w:val="left"/>
+      <w:pPr>
+        <w:ind w:left="5760" w:hanging="480"/>
+      </w:pPr>
+    </w:lvl>
+    <w:lvl w:ilvl="8">
+      <w:start w:val="1"/>
+      <w:numFmt w:val="decimal"/>
+      <w:lvlText w:val="%9."/>
+      <w:lvlJc w:val="left"/>
+      <w:pPr>
+        <w:ind w:left="6480" w:hanging="480"/>
+      </w:pPr>
+    </w:lvl>
+  </w:abstractNum>
   <w:num w:numId="1000">
     <w:abstractNumId w:val="990"/>
+  </w:num>
+  <w:num w:numId="1001">
+    <w:abstractNumId w:val="991"/>
+  </w:num>
+  <w:num w:numId="1002">
+    <w:abstractNumId w:val="99411"/>
+    <w:lvlOverride w:ilvl="0">
+      <w:startOverride w:val="1"/>
+    </w:lvlOverride>
+    <w:lvlOverride w:ilvl="1">
+      <w:startOverride w:val="1"/>
+    </w:lvlOverride>
+    <w:lvlOverride w:ilvl="2">
+      <w:startOverride w:val="1"/>
+    </w:lvlOverride>
+    <w:lvlOverride w:ilvl="3">
+      <w:startOverride w:val="1"/>
+    </w:lvlOverride>
+    <w:lvlOverride w:ilvl="4">
+      <w:startOverride w:val="1"/>
+    </w:lvlOverride>
+    <w:lvlOverride w:ilvl="5">
+      <w:startOverride w:val="1"/>
+    </w:lvlOverride>
+    <w:lvlOverride w:ilvl="6">
+      <w:startOverride w:val="1"/>
+    </w:lvlOverride>
+    <w:lvlOverride w:ilvl="7">
+      <w:startOverride w:val="1"/>
+    </w:lvlOverride>
+    <w:lvlOverride w:ilvl="8">
+      <w:startOverride w:val="1"/>
+    </w:lvlOverride>
+  </w:num>
+  <w:num w:numId="1003">
+    <w:abstractNumId w:val="991"/>
+  </w:num>
+  <w:num w:numId="1004">
+    <w:abstractNumId w:val="991"/>
+  </w:num>
+  <w:num w:numId="1005">
+    <w:abstractNumId w:val="991"/>
   </w:num>
 </w:numbering>
 </file>

--- a/cpi-artifacts/Employedata/PRD_IF_EmployeeCreation_SF_to_S4_MDF_copy_100228/src/main/resources/scenarioflows/integrationflow/docs/Prototype_Iflow_Documentation.docx
+++ b/cpi-artifacts/Employedata/PRD_IF_EmployeeCreation_SF_to_S4_MDF_copy_100228/src/main/resources/scenarioflows/integrationflow/docs/Prototype_Iflow_Documentation.docx
@@ -7,254 +7,538 @@
         <w:pStyle w:val="FirstParagraph"/>
       </w:pPr>
       <w:r>
-        <w:t xml:space="preserve">The provided data is a comprehensive list of edge case configurations for a system. Here’s an organized summary:</w:t>
-      </w:r>
-    </w:p>
-    <w:bookmarkStart w:id="20" w:name="structure"/>
-    <w:p>
-      <w:pPr>
-        <w:pStyle w:val="Heading3"/>
-      </w:pPr>
-      <w:r>
-        <w:t xml:space="preserve">Structure:</w:t>
+        <w:t xml:space="preserve">To convert a JSON array into a string representation of the elements in the specified format, we can create a function that processes each object in the array and returns a comma-separated list of the objects’ values.</w:t>
       </w:r>
     </w:p>
     <w:p>
       <w:pPr>
-        <w:numPr>
-          <w:ilvl w:val="0"/>
-          <w:numId w:val="1001"/>
-        </w:numPr>
-        <w:pStyle w:val="Compact"/>
-      </w:pPr>
-      <w:r>
-        <w:rPr>
-          <w:bCs/>
-          <w:b/>
-        </w:rPr>
-        <w:t xml:space="preserve">Key Features</w:t>
-      </w:r>
-      <w:r>
-        <w:t xml:space="preserve">: Contains entries organized by</w:t>
-      </w:r>
-      <w:r>
-        <w:t xml:space="preserve"> </w:t>
-      </w:r>
-      <w:r>
-        <w:t xml:space="preserve">“</w:t>
-      </w:r>
-      <w:r>
-        <w:t xml:space="preserve">waypoint</w:t>
-      </w:r>
-      <w:r>
-        <w:t xml:space="preserve">”</w:t>
-      </w:r>
-      <w:r>
-        <w:t xml:space="preserve"> </w:t>
-      </w:r>
-      <w:r>
-        <w:t xml:space="preserve">with multiple values.</w:t>
+        <w:pStyle w:val="BodyText"/>
+      </w:pPr>
+      <w:r>
+        <w:t xml:space="preserve">Here’s an implementation of such a function:</w:t>
       </w:r>
     </w:p>
     <w:p>
       <w:pPr>
-        <w:numPr>
-          <w:ilvl w:val="0"/>
-          <w:numId w:val="1001"/>
-        </w:numPr>
-        <w:pStyle w:val="Compact"/>
-      </w:pPr>
-      <w:r>
-        <w:rPr>
-          <w:bCs/>
-          <w:b/>
-        </w:rPr>
-        <w:t xml:space="preserve">Content</w:t>
-      </w:r>
-      <w:r>
-        <w:t xml:space="preserve">: Includes both numeric values, placeholders like</w:t>
-      </w:r>
-      <w:r>
+        <w:pStyle w:val="SourceCode"/>
+      </w:pPr>
+      <w:r>
+        <w:rPr>
+          <w:rStyle w:val="KeywordTok"/>
+        </w:rPr>
+        <w:t xml:space="preserve">function</w:t>
+      </w:r>
+      <w:r>
+        <w:rPr>
+          <w:rStyle w:val="NormalTok"/>
+        </w:rPr>
         <w:t xml:space="preserve"> </w:t>
       </w:r>
       <w:r>
-        <w:t xml:space="preserve">“</w:t>
-      </w:r>
-      <w:r>
-        <w:t xml:space="preserve">@user</w:t>
-      </w:r>
-      <w:r>
-        <w:t xml:space="preserve">”</w:t>
-      </w:r>
-      <w:r>
-        <w:t xml:space="preserve">, “_test_name”, and various HTTP status codes (e.g., 1xx).</w:t>
+        <w:rPr>
+          <w:rStyle w:val="FunctionTok"/>
+        </w:rPr>
+        <w:t xml:space="preserve">jsonToArray</w:t>
+      </w:r>
+      <w:r>
+        <w:rPr>
+          <w:rStyle w:val="NormalTok"/>
+        </w:rPr>
+        <w:t xml:space="preserve">(elements) {</w:t>
+      </w:r>
+      <w:r>
+        <w:br/>
+      </w:r>
+      <w:r>
+        <w:rPr>
+          <w:rStyle w:val="NormalTok"/>
+        </w:rPr>
+        <w:t xml:space="preserve">  </w:t>
+      </w:r>
+      <w:r>
+        <w:rPr>
+          <w:rStyle w:val="ControlFlowTok"/>
+        </w:rPr>
+        <w:t xml:space="preserve">return</w:t>
+      </w:r>
+      <w:r>
+        <w:rPr>
+          <w:rStyle w:val="NormalTok"/>
+        </w:rPr>
+        <w:t xml:space="preserve"> elements</w:t>
+      </w:r>
+      <w:r>
+        <w:rPr>
+          <w:rStyle w:val="OperatorTok"/>
+        </w:rPr>
+        <w:t xml:space="preserve">.</w:t>
+      </w:r>
+      <w:r>
+        <w:rPr>
+          <w:rStyle w:val="FunctionTok"/>
+        </w:rPr>
+        <w:t xml:space="preserve">map</w:t>
+      </w:r>
+      <w:r>
+        <w:rPr>
+          <w:rStyle w:val="NormalTok"/>
+        </w:rPr>
+        <w:t xml:space="preserve">(obj </w:t>
+      </w:r>
+      <w:r>
+        <w:rPr>
+          <w:rStyle w:val="KeywordTok"/>
+        </w:rPr>
+        <w:t xml:space="preserve">=&gt;</w:t>
+      </w:r>
+      <w:r>
+        <w:rPr>
+          <w:rStyle w:val="NormalTok"/>
+        </w:rPr>
+        <w:t xml:space="preserve"> </w:t>
+      </w:r>
+      <w:r>
+        <w:br/>
+      </w:r>
+      <w:r>
+        <w:rPr>
+          <w:rStyle w:val="NormalTok"/>
+        </w:rPr>
+        <w:t xml:space="preserve">    obj</w:t>
+      </w:r>
+      <w:r>
+        <w:rPr>
+          <w:rStyle w:val="OperatorTok"/>
+        </w:rPr>
+        <w:t xml:space="preserve">.</w:t>
+      </w:r>
+      <w:r>
+        <w:rPr>
+          <w:rStyle w:val="FunctionTok"/>
+        </w:rPr>
+        <w:t xml:space="preserve">map</w:t>
+      </w:r>
+      <w:r>
+        <w:rPr>
+          <w:rStyle w:val="NormalTok"/>
+        </w:rPr>
+        <w:t xml:space="preserve">((key</w:t>
+      </w:r>
+      <w:r>
+        <w:rPr>
+          <w:rStyle w:val="OperatorTok"/>
+        </w:rPr>
+        <w:t xml:space="preserve">,</w:t>
+      </w:r>
+      <w:r>
+        <w:rPr>
+          <w:rStyle w:val="NormalTok"/>
+        </w:rPr>
+        <w:t xml:space="preserve"> value) </w:t>
+      </w:r>
+      <w:r>
+        <w:rPr>
+          <w:rStyle w:val="KeywordTok"/>
+        </w:rPr>
+        <w:t xml:space="preserve">=&gt;</w:t>
+      </w:r>
+      <w:r>
+        <w:rPr>
+          <w:rStyle w:val="NormalTok"/>
+        </w:rPr>
+        <w:t xml:space="preserve"> </w:t>
+      </w:r>
+      <w:r>
+        <w:rPr>
+          <w:rStyle w:val="VerbatimStringTok"/>
+        </w:rPr>
+        <w:t xml:space="preserve">`</w:t>
+      </w:r>
+      <w:r>
+        <w:rPr>
+          <w:rStyle w:val="SpecialCharTok"/>
+        </w:rPr>
+        <w:t xml:space="preserve">${</w:t>
+      </w:r>
+      <w:r>
+        <w:rPr>
+          <w:rStyle w:val="NormalTok"/>
+        </w:rPr>
+        <w:t xml:space="preserve">value</w:t>
+      </w:r>
+      <w:r>
+        <w:rPr>
+          <w:rStyle w:val="SpecialCharTok"/>
+        </w:rPr>
+        <w:t xml:space="preserve">}</w:t>
+      </w:r>
+      <w:r>
+        <w:rPr>
+          <w:rStyle w:val="VerbatimStringTok"/>
+        </w:rPr>
+        <w:t xml:space="preserve">, </w:t>
+      </w:r>
+      <w:r>
+        <w:rPr>
+          <w:rStyle w:val="SpecialCharTok"/>
+        </w:rPr>
+        <w:t xml:space="preserve">${</w:t>
+      </w:r>
+      <w:r>
+        <w:rPr>
+          <w:rStyle w:val="NormalTok"/>
+        </w:rPr>
+        <w:t xml:space="preserve">key</w:t>
+      </w:r>
+      <w:r>
+        <w:rPr>
+          <w:rStyle w:val="SpecialCharTok"/>
+        </w:rPr>
+        <w:t xml:space="preserve">}</w:t>
+      </w:r>
+      <w:r>
+        <w:rPr>
+          <w:rStyle w:val="VerbatimStringTok"/>
+        </w:rPr>
+        <w:t xml:space="preserve">: </w:t>
+      </w:r>
+      <w:r>
+        <w:rPr>
+          <w:rStyle w:val="SpecialCharTok"/>
+        </w:rPr>
+        <w:t xml:space="preserve">${</w:t>
+      </w:r>
+      <w:r>
+        <w:rPr>
+          <w:rStyle w:val="NormalTok"/>
+        </w:rPr>
+        <w:t xml:space="preserve">value</w:t>
+      </w:r>
+      <w:r>
+        <w:rPr>
+          <w:rStyle w:val="SpecialCharTok"/>
+        </w:rPr>
+        <w:t xml:space="preserve">}</w:t>
+      </w:r>
+      <w:r>
+        <w:rPr>
+          <w:rStyle w:val="VerbatimStringTok"/>
+        </w:rPr>
+        <w:t xml:space="preserve">`</w:t>
+      </w:r>
+      <w:r>
+        <w:rPr>
+          <w:rStyle w:val="NormalTok"/>
+        </w:rPr>
+        <w:t xml:space="preserve">)</w:t>
+      </w:r>
+      <w:r>
+        <w:rPr>
+          <w:rStyle w:val="OperatorTok"/>
+        </w:rPr>
+        <w:t xml:space="preserve">.</w:t>
+      </w:r>
+      <w:r>
+        <w:rPr>
+          <w:rStyle w:val="FunctionTok"/>
+        </w:rPr>
+        <w:t xml:space="preserve">join</w:t>
+      </w:r>
+      <w:r>
+        <w:rPr>
+          <w:rStyle w:val="NormalTok"/>
+        </w:rPr>
+        <w:t xml:space="preserve">(</w:t>
+      </w:r>
+      <w:r>
+        <w:rPr>
+          <w:rStyle w:val="StringTok"/>
+        </w:rPr>
+        <w:t xml:space="preserve">', '</w:t>
+      </w:r>
+      <w:r>
+        <w:rPr>
+          <w:rStyle w:val="NormalTok"/>
+        </w:rPr>
+        <w:t xml:space="preserve">) </w:t>
+      </w:r>
+      <w:r>
+        <w:br/>
+      </w:r>
+      <w:r>
+        <w:rPr>
+          <w:rStyle w:val="NormalTok"/>
+        </w:rPr>
+        <w:t xml:space="preserve">  )</w:t>
+      </w:r>
+      <w:r>
+        <w:rPr>
+          <w:rStyle w:val="OperatorTok"/>
+        </w:rPr>
+        <w:t xml:space="preserve">;</w:t>
+      </w:r>
+      <w:r>
+        <w:br/>
+      </w:r>
+      <w:r>
+        <w:rPr>
+          <w:rStyle w:val="NormalTok"/>
+        </w:rPr>
+        <w:t xml:space="preserve">}</w:t>
       </w:r>
     </w:p>
     <w:p>
       <w:pPr>
-        <w:numPr>
-          <w:ilvl w:val="0"/>
-          <w:numId w:val="1001"/>
-        </w:numPr>
-        <w:pStyle w:val="Compact"/>
-      </w:pPr>
-      <w:r>
-        <w:rPr>
-          <w:bCs/>
-          <w:b/>
-        </w:rPr>
-        <w:t xml:space="preserve">Context</w:t>
-      </w:r>
-      <w:r>
-        <w:t xml:space="preserve">: Likely from a test scenario or edge case handling in an application.</w:t>
-      </w:r>
-    </w:p>
-    <w:bookmarkEnd w:id="20"/>
-    <w:bookmarkStart w:id="21" w:name="key-points"/>
-    <w:p>
-      <w:pPr>
-        <w:pStyle w:val="Heading3"/>
-      </w:pPr>
-      <w:r>
-        <w:t xml:space="preserve">Key Points:</w:t>
+        <w:pStyle w:val="FirstParagraph"/>
+      </w:pPr>
+      <w:r>
+        <w:t xml:space="preserve">This function will take an array of objects and convert them into a string where each object is listed with its key-value pairs separated by commas. For example:</w:t>
       </w:r>
     </w:p>
     <w:p>
       <w:pPr>
-        <w:numPr>
-          <w:ilvl w:val="0"/>
-          <w:numId w:val="1002"/>
-        </w:numPr>
-        <w:pStyle w:val="Compact"/>
-      </w:pPr>
-      <w:r>
-        <w:rPr>
-          <w:bCs/>
-          <w:b/>
-        </w:rPr>
-        <w:t xml:space="preserve">Edge Cases</w:t>
-      </w:r>
-      <w:r>
+        <w:pStyle w:val="SourceCode"/>
+      </w:pPr>
+      <w:r>
+        <w:rPr>
+          <w:rStyle w:val="OtherTok"/>
+        </w:rPr>
+        <w:t xml:space="preserve">[</w:t>
+      </w:r>
+      <w:r>
+        <w:br/>
+      </w:r>
+      <w:r>
+        <w:rPr>
+          <w:rStyle w:val="NormalTok"/>
+        </w:rPr>
+        <w:t xml:space="preserve">  </w:t>
+      </w:r>
+      <w:r>
+        <w:rPr>
+          <w:rStyle w:val="FunctionTok"/>
+        </w:rPr>
+        <w:t xml:space="preserve">{</w:t>
+      </w:r>
+      <w:r>
+        <w:rPr>
+          <w:rStyle w:val="NormalTok"/>
+        </w:rPr>
+        <w:t xml:space="preserve"> </w:t>
+      </w:r>
+      <w:r>
+        <w:rPr>
+          <w:rStyle w:val="DataTypeTok"/>
+        </w:rPr>
+        <w:t xml:space="preserve">"name"</w:t>
+      </w:r>
+      <w:r>
+        <w:rPr>
+          <w:rStyle w:val="FunctionTok"/>
+        </w:rPr>
         <w:t xml:space="preserve">:</w:t>
+      </w:r>
+      <w:r>
+        <w:rPr>
+          <w:rStyle w:val="NormalTok"/>
+        </w:rPr>
+        <w:t xml:space="preserve"> </w:t>
+      </w:r>
+      <w:r>
+        <w:rPr>
+          <w:rStyle w:val="StringTok"/>
+        </w:rPr>
+        <w:t xml:space="preserve">"A task...23"</w:t>
+      </w:r>
+      <w:r>
+        <w:rPr>
+          <w:rStyle w:val="FunctionTok"/>
+        </w:rPr>
+        <w:t xml:space="preserve">,</w:t>
+      </w:r>
+      <w:r>
+        <w:rPr>
+          <w:rStyle w:val="NormalTok"/>
+        </w:rPr>
+        <w:t xml:space="preserve"> </w:t>
+      </w:r>
+      <w:r>
+        <w:rPr>
+          <w:rStyle w:val="DataTypeTok"/>
+        </w:rPr>
+        <w:t xml:space="preserve">"start_time"</w:t>
+      </w:r>
+      <w:r>
+        <w:rPr>
+          <w:rStyle w:val="FunctionTok"/>
+        </w:rPr>
+        <w:t xml:space="preserve">:</w:t>
+      </w:r>
+      <w:r>
+        <w:rPr>
+          <w:rStyle w:val="NormalTok"/>
+        </w:rPr>
+        <w:t xml:space="preserve"> </w:t>
+      </w:r>
+      <w:r>
+        <w:rPr>
+          <w:rStyle w:val="ErrorTok"/>
+        </w:rPr>
+        <w:t xml:space="preserve">...</w:t>
+      </w:r>
+      <w:r>
+        <w:rPr>
+          <w:rStyle w:val="NormalTok"/>
+        </w:rPr>
+        <w:t xml:space="preserve"> </w:t>
+      </w:r>
+      <w:r>
+        <w:rPr>
+          <w:rStyle w:val="FunctionTok"/>
+        </w:rPr>
+        <w:t xml:space="preserve">}</w:t>
+      </w:r>
+      <w:r>
+        <w:rPr>
+          <w:rStyle w:val="OtherTok"/>
+        </w:rPr>
+        <w:t xml:space="preserve">,</w:t>
+      </w:r>
+      <w:r>
+        <w:br/>
+      </w:r>
+      <w:r>
+        <w:rPr>
+          <w:rStyle w:val="NormalTok"/>
+        </w:rPr>
+        <w:t xml:space="preserve">  </w:t>
+      </w:r>
+      <w:r>
+        <w:rPr>
+          <w:rStyle w:val="ErrorTok"/>
+        </w:rPr>
+        <w:t xml:space="preserve">//</w:t>
+      </w:r>
+      <w:r>
+        <w:rPr>
+          <w:rStyle w:val="NormalTok"/>
+        </w:rPr>
+        <w:t xml:space="preserve"> </w:t>
+      </w:r>
+      <w:r>
+        <w:rPr>
+          <w:rStyle w:val="ErrorTok"/>
+        </w:rPr>
+        <w:t xml:space="preserve">...</w:t>
+      </w:r>
+      <w:r>
+        <w:br/>
+      </w:r>
+      <w:r>
+        <w:rPr>
+          <w:rStyle w:val="OtherTok"/>
+        </w:rPr>
+        <w:t xml:space="preserve">]</w:t>
       </w:r>
     </w:p>
     <w:p>
       <w:pPr>
-        <w:numPr>
-          <w:ilvl w:val="1"/>
-          <w:numId w:val="1003"/>
-        </w:numPr>
-        <w:pStyle w:val="Compact"/>
-      </w:pPr>
-      <w:r>
-        <w:t xml:space="preserve">Each line lists multiple entries associated with waypoints.</w:t>
+        <w:pStyle w:val="FirstParagraph"/>
+      </w:pPr>
+      <w:r>
+        <w:t xml:space="preserve">would be converted to</w:t>
       </w:r>
     </w:p>
     <w:p>
       <w:pPr>
-        <w:numPr>
-          <w:ilvl w:val="1"/>
-          <w:numId w:val="1003"/>
-        </w:numPr>
-        <w:pStyle w:val="Compact"/>
-      </w:pPr>
-      <w:r>
-        <w:t xml:space="preserve">Values are numeric or placeholders for database keys.</w:t>
+        <w:pStyle w:val="BodyText"/>
+      </w:pPr>
+      <w:r>
+        <w:rPr>
+          <w:rStyle w:val="VerbatimChar"/>
+        </w:rPr>
+        <w:t xml:space="preserve">[object1, object2, ..., objectN]</w:t>
+      </w:r>
+      <w:r>
+        <w:t xml:space="preserve">.</w:t>
       </w:r>
     </w:p>
     <w:p>
       <w:pPr>
-        <w:numPr>
-          <w:ilvl w:val="0"/>
-          <w:numId w:val="1002"/>
-        </w:numPr>
-        <w:pStyle w:val="Compact"/>
-      </w:pPr>
-      <w:r>
-        <w:rPr>
-          <w:bCs/>
-          <w:b/>
-        </w:rPr>
-        <w:t xml:space="preserve">Data Handling</w:t>
-      </w:r>
-      <w:r>
-        <w:t xml:space="preserve">:</w:t>
+        <w:pStyle w:val="BodyText"/>
+      </w:pPr>
+      <w:r>
+        <w:t xml:space="preserve">The function works as follows:</w:t>
+      </w:r>
+      <w:r>
+        <w:t xml:space="preserve"> </w:t>
+      </w:r>
+      <w:r>
+        <w:t xml:space="preserve">1. It maps over each object in the input array.</w:t>
+      </w:r>
+      <w:r>
+        <w:t xml:space="preserve"> </w:t>
+      </w:r>
+      <w:r>
+        <w:t xml:space="preserve">2. For each object, it maps over its properties.</w:t>
+      </w:r>
+      <w:r>
+        <w:t xml:space="preserve"> </w:t>
+      </w:r>
+      <w:r>
+        <w:t xml:space="preserve">3. Each property-value pair is joined with</w:t>
+      </w:r>
+      <w:r>
+        <w:t xml:space="preserve"> </w:t>
+      </w:r>
+      <w:r>
+        <w:t xml:space="preserve">“</w:t>
+      </w:r>
+      <w:r>
+        <w:t xml:space="preserve">,</w:t>
+      </w:r>
+      <w:r>
+        <w:t xml:space="preserve">”</w:t>
+      </w:r>
+      <w:r>
+        <w:t xml:space="preserve"> </w:t>
+      </w:r>
+      <w:r>
+        <w:t xml:space="preserve">and wrapped in ${value}, ${key}: ${value}.</w:t>
+      </w:r>
+      <w:r>
+        <w:t xml:space="preserve"> </w:t>
+      </w:r>
+      <w:r>
+        <w:t xml:space="preserve">4. The resulting string is joined with</w:t>
+      </w:r>
+      <w:r>
+        <w:t xml:space="preserve"> </w:t>
+      </w:r>
+      <w:r>
+        <w:t xml:space="preserve">‘</w:t>
+      </w:r>
+      <w:r>
+        <w:t xml:space="preserve">,</w:t>
+      </w:r>
+      <w:r>
+        <w:t xml:space="preserve">’</w:t>
+      </w:r>
+      <w:r>
+        <w:t xml:space="preserve"> </w:t>
+      </w:r>
+      <w:r>
+        <w:t xml:space="preserve">to create a comma-separated list.</w:t>
       </w:r>
     </w:p>
     <w:p>
       <w:pPr>
-        <w:numPr>
-          <w:ilvl w:val="1"/>
-          <w:numId w:val="1004"/>
-        </w:numPr>
-        <w:pStyle w:val="Compact"/>
-      </w:pPr>
-      <w:r>
-        <w:t xml:space="preserve">Includes both HTTP status codes and exception responses.</w:t>
+        <w:pStyle w:val="BodyText"/>
+      </w:pPr>
+      <w:r>
+        <w:t xml:space="preserve">This implementation ensures that all objects are processed and their values converted into the desired format.</w:t>
       </w:r>
     </w:p>
-    <w:p>
-      <w:pPr>
-        <w:numPr>
-          <w:ilvl w:val="1"/>
-          <w:numId w:val="1004"/>
-        </w:numPr>
-        <w:pStyle w:val="Compact"/>
-      </w:pPr>
-      <w:r>
-        <w:t xml:space="preserve">Uses placeholders like “_test_name” for test names.</w:t>
-      </w:r>
-    </w:p>
-    <w:p>
-      <w:pPr>
-        <w:numPr>
-          <w:ilvl w:val="0"/>
-          <w:numId w:val="1002"/>
-        </w:numPr>
-        <w:pStyle w:val="Compact"/>
-      </w:pPr>
-      <w:r>
-        <w:rPr>
-          <w:bCs/>
-          <w:b/>
-        </w:rPr>
-        <w:t xml:space="preserve">Format</w:t>
-      </w:r>
-      <w:r>
-        <w:t xml:space="preserve">:</w:t>
-      </w:r>
-    </w:p>
-    <w:p>
-      <w:pPr>
-        <w:numPr>
-          <w:ilvl w:val="1"/>
-          <w:numId w:val="1005"/>
-        </w:numPr>
-        <w:pStyle w:val="Compact"/>
-      </w:pPr>
-      <w:r>
-        <w:t xml:space="preserve">Structured as a JSON array to handle diverse scenarios efficiently.</w:t>
-      </w:r>
-    </w:p>
-    <w:bookmarkEnd w:id="21"/>
-    <w:bookmarkStart w:id="22" w:name="summary"/>
-    <w:p>
-      <w:pPr>
-        <w:pStyle w:val="Heading3"/>
-      </w:pPr>
-      <w:r>
-        <w:t xml:space="preserve">Summary:</w:t>
-      </w:r>
-    </w:p>
-    <w:p>
-      <w:pPr>
-        <w:pStyle w:val="FirstParagraph"/>
-      </w:pPr>
-      <w:r>
-        <w:t xml:space="preserve">The data represents edge case configurations, detailing possible responses, headers, and special conditions. It is likely part of an extensive scenario list for testing or development purposes, focusing on flexibility through placeholders and diverse response types.</w:t>
-      </w:r>
-    </w:p>
-    <w:bookmarkEnd w:id="22"/>
     <w:sectPr/>
   </w:body>
 </w:document>
@@ -361,211 +645,8 @@
       </w:pPr>
     </w:lvl>
   </w:abstractNum>
-  <w:abstractNum w:abstractNumId="991">
-    <w:nsid w:val="A991"/>
-    <w:multiLevelType w:val="multilevel"/>
-    <w:lvl w:ilvl="0">
-      <w:numFmt w:val="bullet"/>
-      <w:lvlText w:val="•"/>
-      <w:lvlJc w:val="left"/>
-      <w:pPr>
-        <w:ind w:left="720" w:hanging="480"/>
-      </w:pPr>
-    </w:lvl>
-    <w:lvl w:ilvl="1">
-      <w:numFmt w:val="bullet"/>
-      <w:lvlText w:val="–"/>
-      <w:lvlJc w:val="left"/>
-      <w:pPr>
-        <w:ind w:left="1440" w:hanging="480"/>
-      </w:pPr>
-    </w:lvl>
-    <w:lvl w:ilvl="2">
-      <w:numFmt w:val="bullet"/>
-      <w:lvlText w:val="•"/>
-      <w:lvlJc w:val="left"/>
-      <w:pPr>
-        <w:ind w:left="2160" w:hanging="480"/>
-      </w:pPr>
-    </w:lvl>
-    <w:lvl w:ilvl="3">
-      <w:numFmt w:val="bullet"/>
-      <w:lvlText w:val="–"/>
-      <w:lvlJc w:val="left"/>
-      <w:pPr>
-        <w:ind w:left="2880" w:hanging="480"/>
-      </w:pPr>
-    </w:lvl>
-    <w:lvl w:ilvl="4">
-      <w:numFmt w:val="bullet"/>
-      <w:lvlText w:val="•"/>
-      <w:lvlJc w:val="left"/>
-      <w:pPr>
-        <w:ind w:left="3600" w:hanging="480"/>
-      </w:pPr>
-    </w:lvl>
-    <w:lvl w:ilvl="5">
-      <w:numFmt w:val="bullet"/>
-      <w:lvlText w:val="–"/>
-      <w:lvlJc w:val="left"/>
-      <w:pPr>
-        <w:ind w:left="4320" w:hanging="480"/>
-      </w:pPr>
-    </w:lvl>
-    <w:lvl w:ilvl="6">
-      <w:numFmt w:val="bullet"/>
-      <w:lvlText w:val="•"/>
-      <w:lvlJc w:val="left"/>
-      <w:pPr>
-        <w:ind w:left="5040" w:hanging="480"/>
-      </w:pPr>
-    </w:lvl>
-    <w:lvl w:ilvl="7">
-      <w:numFmt w:val="bullet"/>
-      <w:lvlText w:val="–"/>
-      <w:lvlJc w:val="left"/>
-      <w:pPr>
-        <w:ind w:left="5760" w:hanging="480"/>
-      </w:pPr>
-    </w:lvl>
-    <w:lvl w:ilvl="8">
-      <w:numFmt w:val="bullet"/>
-      <w:lvlText w:val="•"/>
-      <w:lvlJc w:val="left"/>
-      <w:pPr>
-        <w:ind w:left="6480" w:hanging="480"/>
-      </w:pPr>
-    </w:lvl>
-  </w:abstractNum>
-  <w:abstractNum w:abstractNumId="99411">
-    <w:nsid w:val="A99411"/>
-    <w:multiLevelType w:val="multilevel"/>
-    <w:lvl w:ilvl="0">
-      <w:start w:val="1"/>
-      <w:numFmt w:val="decimal"/>
-      <w:lvlText w:val="%1."/>
-      <w:lvlJc w:val="left"/>
-      <w:pPr>
-        <w:ind w:left="720" w:hanging="480"/>
-      </w:pPr>
-    </w:lvl>
-    <w:lvl w:ilvl="1">
-      <w:start w:val="1"/>
-      <w:numFmt w:val="decimal"/>
-      <w:lvlText w:val="%2."/>
-      <w:lvlJc w:val="left"/>
-      <w:pPr>
-        <w:ind w:left="1440" w:hanging="480"/>
-      </w:pPr>
-    </w:lvl>
-    <w:lvl w:ilvl="2">
-      <w:start w:val="1"/>
-      <w:numFmt w:val="decimal"/>
-      <w:lvlText w:val="%3."/>
-      <w:lvlJc w:val="left"/>
-      <w:pPr>
-        <w:ind w:left="2160" w:hanging="480"/>
-      </w:pPr>
-    </w:lvl>
-    <w:lvl w:ilvl="3">
-      <w:start w:val="1"/>
-      <w:numFmt w:val="decimal"/>
-      <w:lvlText w:val="%4."/>
-      <w:lvlJc w:val="left"/>
-      <w:pPr>
-        <w:ind w:left="2880" w:hanging="480"/>
-      </w:pPr>
-    </w:lvl>
-    <w:lvl w:ilvl="4">
-      <w:start w:val="1"/>
-      <w:numFmt w:val="decimal"/>
-      <w:lvlText w:val="%5."/>
-      <w:lvlJc w:val="left"/>
-      <w:pPr>
-        <w:ind w:left="3600" w:hanging="480"/>
-      </w:pPr>
-    </w:lvl>
-    <w:lvl w:ilvl="5">
-      <w:start w:val="1"/>
-      <w:numFmt w:val="decimal"/>
-      <w:lvlText w:val="%6."/>
-      <w:lvlJc w:val="left"/>
-      <w:pPr>
-        <w:ind w:left="4320" w:hanging="480"/>
-      </w:pPr>
-    </w:lvl>
-    <w:lvl w:ilvl="6">
-      <w:start w:val="1"/>
-      <w:numFmt w:val="decimal"/>
-      <w:lvlText w:val="%7."/>
-      <w:lvlJc w:val="left"/>
-      <w:pPr>
-        <w:ind w:left="5040" w:hanging="480"/>
-      </w:pPr>
-    </w:lvl>
-    <w:lvl w:ilvl="7">
-      <w:start w:val="1"/>
-      <w:numFmt w:val="decimal"/>
-      <w:lvlText w:val="%8."/>
-      <w:lvlJc w:val="left"/>
-      <w:pPr>
-        <w:ind w:left="5760" w:hanging="480"/>
-      </w:pPr>
-    </w:lvl>
-    <w:lvl w:ilvl="8">
-      <w:start w:val="1"/>
-      <w:numFmt w:val="decimal"/>
-      <w:lvlText w:val="%9."/>
-      <w:lvlJc w:val="left"/>
-      <w:pPr>
-        <w:ind w:left="6480" w:hanging="480"/>
-      </w:pPr>
-    </w:lvl>
-  </w:abstractNum>
   <w:num w:numId="1000">
     <w:abstractNumId w:val="990"/>
-  </w:num>
-  <w:num w:numId="1001">
-    <w:abstractNumId w:val="991"/>
-  </w:num>
-  <w:num w:numId="1002">
-    <w:abstractNumId w:val="99411"/>
-    <w:lvlOverride w:ilvl="0">
-      <w:startOverride w:val="1"/>
-    </w:lvlOverride>
-    <w:lvlOverride w:ilvl="1">
-      <w:startOverride w:val="1"/>
-    </w:lvlOverride>
-    <w:lvlOverride w:ilvl="2">
-      <w:startOverride w:val="1"/>
-    </w:lvlOverride>
-    <w:lvlOverride w:ilvl="3">
-      <w:startOverride w:val="1"/>
-    </w:lvlOverride>
-    <w:lvlOverride w:ilvl="4">
-      <w:startOverride w:val="1"/>
-    </w:lvlOverride>
-    <w:lvlOverride w:ilvl="5">
-      <w:startOverride w:val="1"/>
-    </w:lvlOverride>
-    <w:lvlOverride w:ilvl="6">
-      <w:startOverride w:val="1"/>
-    </w:lvlOverride>
-    <w:lvlOverride w:ilvl="7">
-      <w:startOverride w:val="1"/>
-    </w:lvlOverride>
-    <w:lvlOverride w:ilvl="8">
-      <w:startOverride w:val="1"/>
-    </w:lvlOverride>
-  </w:num>
-  <w:num w:numId="1003">
-    <w:abstractNumId w:val="991"/>
-  </w:num>
-  <w:num w:numId="1004">
-    <w:abstractNumId w:val="991"/>
-  </w:num>
-  <w:num w:numId="1005">
-    <w:abstractNumId w:val="991"/>
   </w:num>
 </w:numbering>
 </file>

--- a/cpi-artifacts/Employedata/PRD_IF_EmployeeCreation_SF_to_S4_MDF_copy_100228/src/main/resources/scenarioflows/integrationflow/docs/Prototype_Iflow_Documentation.docx
+++ b/cpi-artifacts/Employedata/PRD_IF_EmployeeCreation_SF_to_S4_MDF_copy_100228/src/main/resources/scenarioflows/integrationflow/docs/Prototype_Iflow_Documentation.docx
@@ -7,536 +7,7 @@
         <w:pStyle w:val="FirstParagraph"/>
       </w:pPr>
       <w:r>
-        <w:t xml:space="preserve">To convert a JSON array into a string representation of the elements in the specified format, we can create a function that processes each object in the array and returns a comma-separated list of the objects’ values.</w:t>
-      </w:r>
-    </w:p>
-    <w:p>
-      <w:pPr>
-        <w:pStyle w:val="BodyText"/>
-      </w:pPr>
-      <w:r>
-        <w:t xml:space="preserve">Here’s an implementation of such a function:</w:t>
-      </w:r>
-    </w:p>
-    <w:p>
-      <w:pPr>
-        <w:pStyle w:val="SourceCode"/>
-      </w:pPr>
-      <w:r>
-        <w:rPr>
-          <w:rStyle w:val="KeywordTok"/>
-        </w:rPr>
-        <w:t xml:space="preserve">function</w:t>
-      </w:r>
-      <w:r>
-        <w:rPr>
-          <w:rStyle w:val="NormalTok"/>
-        </w:rPr>
-        <w:t xml:space="preserve"> </w:t>
-      </w:r>
-      <w:r>
-        <w:rPr>
-          <w:rStyle w:val="FunctionTok"/>
-        </w:rPr>
-        <w:t xml:space="preserve">jsonToArray</w:t>
-      </w:r>
-      <w:r>
-        <w:rPr>
-          <w:rStyle w:val="NormalTok"/>
-        </w:rPr>
-        <w:t xml:space="preserve">(elements) {</w:t>
-      </w:r>
-      <w:r>
-        <w:br/>
-      </w:r>
-      <w:r>
-        <w:rPr>
-          <w:rStyle w:val="NormalTok"/>
-        </w:rPr>
-        <w:t xml:space="preserve">  </w:t>
-      </w:r>
-      <w:r>
-        <w:rPr>
-          <w:rStyle w:val="ControlFlowTok"/>
-        </w:rPr>
-        <w:t xml:space="preserve">return</w:t>
-      </w:r>
-      <w:r>
-        <w:rPr>
-          <w:rStyle w:val="NormalTok"/>
-        </w:rPr>
-        <w:t xml:space="preserve"> elements</w:t>
-      </w:r>
-      <w:r>
-        <w:rPr>
-          <w:rStyle w:val="OperatorTok"/>
-        </w:rPr>
-        <w:t xml:space="preserve">.</w:t>
-      </w:r>
-      <w:r>
-        <w:rPr>
-          <w:rStyle w:val="FunctionTok"/>
-        </w:rPr>
-        <w:t xml:space="preserve">map</w:t>
-      </w:r>
-      <w:r>
-        <w:rPr>
-          <w:rStyle w:val="NormalTok"/>
-        </w:rPr>
-        <w:t xml:space="preserve">(obj </w:t>
-      </w:r>
-      <w:r>
-        <w:rPr>
-          <w:rStyle w:val="KeywordTok"/>
-        </w:rPr>
-        <w:t xml:space="preserve">=&gt;</w:t>
-      </w:r>
-      <w:r>
-        <w:rPr>
-          <w:rStyle w:val="NormalTok"/>
-        </w:rPr>
-        <w:t xml:space="preserve"> </w:t>
-      </w:r>
-      <w:r>
-        <w:br/>
-      </w:r>
-      <w:r>
-        <w:rPr>
-          <w:rStyle w:val="NormalTok"/>
-        </w:rPr>
-        <w:t xml:space="preserve">    obj</w:t>
-      </w:r>
-      <w:r>
-        <w:rPr>
-          <w:rStyle w:val="OperatorTok"/>
-        </w:rPr>
-        <w:t xml:space="preserve">.</w:t>
-      </w:r>
-      <w:r>
-        <w:rPr>
-          <w:rStyle w:val="FunctionTok"/>
-        </w:rPr>
-        <w:t xml:space="preserve">map</w:t>
-      </w:r>
-      <w:r>
-        <w:rPr>
-          <w:rStyle w:val="NormalTok"/>
-        </w:rPr>
-        <w:t xml:space="preserve">((key</w:t>
-      </w:r>
-      <w:r>
-        <w:rPr>
-          <w:rStyle w:val="OperatorTok"/>
-        </w:rPr>
-        <w:t xml:space="preserve">,</w:t>
-      </w:r>
-      <w:r>
-        <w:rPr>
-          <w:rStyle w:val="NormalTok"/>
-        </w:rPr>
-        <w:t xml:space="preserve"> value) </w:t>
-      </w:r>
-      <w:r>
-        <w:rPr>
-          <w:rStyle w:val="KeywordTok"/>
-        </w:rPr>
-        <w:t xml:space="preserve">=&gt;</w:t>
-      </w:r>
-      <w:r>
-        <w:rPr>
-          <w:rStyle w:val="NormalTok"/>
-        </w:rPr>
-        <w:t xml:space="preserve"> </w:t>
-      </w:r>
-      <w:r>
-        <w:rPr>
-          <w:rStyle w:val="VerbatimStringTok"/>
-        </w:rPr>
-        <w:t xml:space="preserve">`</w:t>
-      </w:r>
-      <w:r>
-        <w:rPr>
-          <w:rStyle w:val="SpecialCharTok"/>
-        </w:rPr>
-        <w:t xml:space="preserve">${</w:t>
-      </w:r>
-      <w:r>
-        <w:rPr>
-          <w:rStyle w:val="NormalTok"/>
-        </w:rPr>
-        <w:t xml:space="preserve">value</w:t>
-      </w:r>
-      <w:r>
-        <w:rPr>
-          <w:rStyle w:val="SpecialCharTok"/>
-        </w:rPr>
-        <w:t xml:space="preserve">}</w:t>
-      </w:r>
-      <w:r>
-        <w:rPr>
-          <w:rStyle w:val="VerbatimStringTok"/>
-        </w:rPr>
-        <w:t xml:space="preserve">, </w:t>
-      </w:r>
-      <w:r>
-        <w:rPr>
-          <w:rStyle w:val="SpecialCharTok"/>
-        </w:rPr>
-        <w:t xml:space="preserve">${</w:t>
-      </w:r>
-      <w:r>
-        <w:rPr>
-          <w:rStyle w:val="NormalTok"/>
-        </w:rPr>
-        <w:t xml:space="preserve">key</w:t>
-      </w:r>
-      <w:r>
-        <w:rPr>
-          <w:rStyle w:val="SpecialCharTok"/>
-        </w:rPr>
-        <w:t xml:space="preserve">}</w:t>
-      </w:r>
-      <w:r>
-        <w:rPr>
-          <w:rStyle w:val="VerbatimStringTok"/>
-        </w:rPr>
-        <w:t xml:space="preserve">: </w:t>
-      </w:r>
-      <w:r>
-        <w:rPr>
-          <w:rStyle w:val="SpecialCharTok"/>
-        </w:rPr>
-        <w:t xml:space="preserve">${</w:t>
-      </w:r>
-      <w:r>
-        <w:rPr>
-          <w:rStyle w:val="NormalTok"/>
-        </w:rPr>
-        <w:t xml:space="preserve">value</w:t>
-      </w:r>
-      <w:r>
-        <w:rPr>
-          <w:rStyle w:val="SpecialCharTok"/>
-        </w:rPr>
-        <w:t xml:space="preserve">}</w:t>
-      </w:r>
-      <w:r>
-        <w:rPr>
-          <w:rStyle w:val="VerbatimStringTok"/>
-        </w:rPr>
-        <w:t xml:space="preserve">`</w:t>
-      </w:r>
-      <w:r>
-        <w:rPr>
-          <w:rStyle w:val="NormalTok"/>
-        </w:rPr>
-        <w:t xml:space="preserve">)</w:t>
-      </w:r>
-      <w:r>
-        <w:rPr>
-          <w:rStyle w:val="OperatorTok"/>
-        </w:rPr>
-        <w:t xml:space="preserve">.</w:t>
-      </w:r>
-      <w:r>
-        <w:rPr>
-          <w:rStyle w:val="FunctionTok"/>
-        </w:rPr>
-        <w:t xml:space="preserve">join</w:t>
-      </w:r>
-      <w:r>
-        <w:rPr>
-          <w:rStyle w:val="NormalTok"/>
-        </w:rPr>
-        <w:t xml:space="preserve">(</w:t>
-      </w:r>
-      <w:r>
-        <w:rPr>
-          <w:rStyle w:val="StringTok"/>
-        </w:rPr>
-        <w:t xml:space="preserve">', '</w:t>
-      </w:r>
-      <w:r>
-        <w:rPr>
-          <w:rStyle w:val="NormalTok"/>
-        </w:rPr>
-        <w:t xml:space="preserve">) </w:t>
-      </w:r>
-      <w:r>
-        <w:br/>
-      </w:r>
-      <w:r>
-        <w:rPr>
-          <w:rStyle w:val="NormalTok"/>
-        </w:rPr>
-        <w:t xml:space="preserve">  )</w:t>
-      </w:r>
-      <w:r>
-        <w:rPr>
-          <w:rStyle w:val="OperatorTok"/>
-        </w:rPr>
-        <w:t xml:space="preserve">;</w:t>
-      </w:r>
-      <w:r>
-        <w:br/>
-      </w:r>
-      <w:r>
-        <w:rPr>
-          <w:rStyle w:val="NormalTok"/>
-        </w:rPr>
-        <w:t xml:space="preserve">}</w:t>
-      </w:r>
-    </w:p>
-    <w:p>
-      <w:pPr>
-        <w:pStyle w:val="FirstParagraph"/>
-      </w:pPr>
-      <w:r>
-        <w:t xml:space="preserve">This function will take an array of objects and convert them into a string where each object is listed with its key-value pairs separated by commas. For example:</w:t>
-      </w:r>
-    </w:p>
-    <w:p>
-      <w:pPr>
-        <w:pStyle w:val="SourceCode"/>
-      </w:pPr>
-      <w:r>
-        <w:rPr>
-          <w:rStyle w:val="OtherTok"/>
-        </w:rPr>
-        <w:t xml:space="preserve">[</w:t>
-      </w:r>
-      <w:r>
-        <w:br/>
-      </w:r>
-      <w:r>
-        <w:rPr>
-          <w:rStyle w:val="NormalTok"/>
-        </w:rPr>
-        <w:t xml:space="preserve">  </w:t>
-      </w:r>
-      <w:r>
-        <w:rPr>
-          <w:rStyle w:val="FunctionTok"/>
-        </w:rPr>
-        <w:t xml:space="preserve">{</w:t>
-      </w:r>
-      <w:r>
-        <w:rPr>
-          <w:rStyle w:val="NormalTok"/>
-        </w:rPr>
-        <w:t xml:space="preserve"> </w:t>
-      </w:r>
-      <w:r>
-        <w:rPr>
-          <w:rStyle w:val="DataTypeTok"/>
-        </w:rPr>
-        <w:t xml:space="preserve">"name"</w:t>
-      </w:r>
-      <w:r>
-        <w:rPr>
-          <w:rStyle w:val="FunctionTok"/>
-        </w:rPr>
-        <w:t xml:space="preserve">:</w:t>
-      </w:r>
-      <w:r>
-        <w:rPr>
-          <w:rStyle w:val="NormalTok"/>
-        </w:rPr>
-        <w:t xml:space="preserve"> </w:t>
-      </w:r>
-      <w:r>
-        <w:rPr>
-          <w:rStyle w:val="StringTok"/>
-        </w:rPr>
-        <w:t xml:space="preserve">"A task...23"</w:t>
-      </w:r>
-      <w:r>
-        <w:rPr>
-          <w:rStyle w:val="FunctionTok"/>
-        </w:rPr>
-        <w:t xml:space="preserve">,</w:t>
-      </w:r>
-      <w:r>
-        <w:rPr>
-          <w:rStyle w:val="NormalTok"/>
-        </w:rPr>
-        <w:t xml:space="preserve"> </w:t>
-      </w:r>
-      <w:r>
-        <w:rPr>
-          <w:rStyle w:val="DataTypeTok"/>
-        </w:rPr>
-        <w:t xml:space="preserve">"start_time"</w:t>
-      </w:r>
-      <w:r>
-        <w:rPr>
-          <w:rStyle w:val="FunctionTok"/>
-        </w:rPr>
-        <w:t xml:space="preserve">:</w:t>
-      </w:r>
-      <w:r>
-        <w:rPr>
-          <w:rStyle w:val="NormalTok"/>
-        </w:rPr>
-        <w:t xml:space="preserve"> </w:t>
-      </w:r>
-      <w:r>
-        <w:rPr>
-          <w:rStyle w:val="ErrorTok"/>
-        </w:rPr>
-        <w:t xml:space="preserve">...</w:t>
-      </w:r>
-      <w:r>
-        <w:rPr>
-          <w:rStyle w:val="NormalTok"/>
-        </w:rPr>
-        <w:t xml:space="preserve"> </w:t>
-      </w:r>
-      <w:r>
-        <w:rPr>
-          <w:rStyle w:val="FunctionTok"/>
-        </w:rPr>
-        <w:t xml:space="preserve">}</w:t>
-      </w:r>
-      <w:r>
-        <w:rPr>
-          <w:rStyle w:val="OtherTok"/>
-        </w:rPr>
-        <w:t xml:space="preserve">,</w:t>
-      </w:r>
-      <w:r>
-        <w:br/>
-      </w:r>
-      <w:r>
-        <w:rPr>
-          <w:rStyle w:val="NormalTok"/>
-        </w:rPr>
-        <w:t xml:space="preserve">  </w:t>
-      </w:r>
-      <w:r>
-        <w:rPr>
-          <w:rStyle w:val="ErrorTok"/>
-        </w:rPr>
-        <w:t xml:space="preserve">//</w:t>
-      </w:r>
-      <w:r>
-        <w:rPr>
-          <w:rStyle w:val="NormalTok"/>
-        </w:rPr>
-        <w:t xml:space="preserve"> </w:t>
-      </w:r>
-      <w:r>
-        <w:rPr>
-          <w:rStyle w:val="ErrorTok"/>
-        </w:rPr>
-        <w:t xml:space="preserve">...</w:t>
-      </w:r>
-      <w:r>
-        <w:br/>
-      </w:r>
-      <w:r>
-        <w:rPr>
-          <w:rStyle w:val="OtherTok"/>
-        </w:rPr>
-        <w:t xml:space="preserve">]</w:t>
-      </w:r>
-    </w:p>
-    <w:p>
-      <w:pPr>
-        <w:pStyle w:val="FirstParagraph"/>
-      </w:pPr>
-      <w:r>
-        <w:t xml:space="preserve">would be converted to</w:t>
-      </w:r>
-    </w:p>
-    <w:p>
-      <w:pPr>
-        <w:pStyle w:val="BodyText"/>
-      </w:pPr>
-      <w:r>
-        <w:rPr>
-          <w:rStyle w:val="VerbatimChar"/>
-        </w:rPr>
-        <w:t xml:space="preserve">[object1, object2, ..., objectN]</w:t>
-      </w:r>
-      <w:r>
-        <w:t xml:space="preserve">.</w:t>
-      </w:r>
-    </w:p>
-    <w:p>
-      <w:pPr>
-        <w:pStyle w:val="BodyText"/>
-      </w:pPr>
-      <w:r>
-        <w:t xml:space="preserve">The function works as follows:</w:t>
-      </w:r>
-      <w:r>
-        <w:t xml:space="preserve"> </w:t>
-      </w:r>
-      <w:r>
-        <w:t xml:space="preserve">1. It maps over each object in the input array.</w:t>
-      </w:r>
-      <w:r>
-        <w:t xml:space="preserve"> </w:t>
-      </w:r>
-      <w:r>
-        <w:t xml:space="preserve">2. For each object, it maps over its properties.</w:t>
-      </w:r>
-      <w:r>
-        <w:t xml:space="preserve"> </w:t>
-      </w:r>
-      <w:r>
-        <w:t xml:space="preserve">3. Each property-value pair is joined with</w:t>
-      </w:r>
-      <w:r>
-        <w:t xml:space="preserve"> </w:t>
-      </w:r>
-      <w:r>
-        <w:t xml:space="preserve">“</w:t>
-      </w:r>
-      <w:r>
-        <w:t xml:space="preserve">,</w:t>
-      </w:r>
-      <w:r>
-        <w:t xml:space="preserve">”</w:t>
-      </w:r>
-      <w:r>
-        <w:t xml:space="preserve"> </w:t>
-      </w:r>
-      <w:r>
-        <w:t xml:space="preserve">and wrapped in ${value}, ${key}: ${value}.</w:t>
-      </w:r>
-      <w:r>
-        <w:t xml:space="preserve"> </w:t>
-      </w:r>
-      <w:r>
-        <w:t xml:space="preserve">4. The resulting string is joined with</w:t>
-      </w:r>
-      <w:r>
-        <w:t xml:space="preserve"> </w:t>
-      </w:r>
-      <w:r>
-        <w:t xml:space="preserve">‘</w:t>
-      </w:r>
-      <w:r>
-        <w:t xml:space="preserve">,</w:t>
-      </w:r>
-      <w:r>
-        <w:t xml:space="preserve">’</w:t>
-      </w:r>
-      <w:r>
-        <w:t xml:space="preserve"> </w:t>
-      </w:r>
-      <w:r>
-        <w:t xml:space="preserve">to create a comma-separated list.</w:t>
-      </w:r>
-    </w:p>
-    <w:p>
-      <w:pPr>
-        <w:pStyle w:val="BodyText"/>
-      </w:pPr>
-      <w:r>
-        <w:t xml:space="preserve">This implementation ensures that all objects are processed and their values converted into the desired format.</w:t>
+        <w:t xml:space="preserve">It seems like you’ve shared a JSON array of values, but could you please clarify what exactly you’d like to know or process from this data? There are many ways to interpret this array—maybe you want to find the maximum value, sum all the numbers, count certain properties, or perform some other operation. Please provide more details so I can help!</w:t>
       </w:r>
     </w:p>
     <w:sectPr/>

--- a/cpi-artifacts/Employedata/PRD_IF_EmployeeCreation_SF_to_S4_MDF_copy_100228/src/main/resources/scenarioflows/integrationflow/docs/Prototype_Iflow_Documentation.docx
+++ b/cpi-artifacts/Employedata/PRD_IF_EmployeeCreation_SF_to_S4_MDF_copy_100228/src/main/resources/scenarioflows/integrationflow/docs/Prototype_Iflow_Documentation.docx
@@ -7,7 +7,207 @@
         <w:pStyle w:val="FirstParagraph"/>
       </w:pPr>
       <w:r>
-        <w:t xml:space="preserve">It seems like you’ve shared a JSON array of values, but could you please clarify what exactly you’d like to know or process from this data? There are many ways to interpret this array—maybe you want to find the maximum value, sum all the numbers, count certain properties, or perform some other operation. Please provide more details so I can help!</w:t>
+        <w:t xml:space="preserve">The array contains an array of numerical values that are formatted as comma-separated strings with the format</w:t>
+      </w:r>
+      <w:r>
+        <w:t xml:space="preserve"> </w:t>
+      </w:r>
+      <w:r>
+        <w:t xml:space="preserve">“</w:t>
+      </w:r>
+      <w:r>
+        <w:t xml:space="preserve">value, value</w:t>
+      </w:r>
+      <w:r>
+        <w:t xml:space="preserve">”</w:t>
+      </w:r>
+      <w:r>
+        <w:t xml:space="preserve">. These values appear to represent a structured representation of objects or components within a larger structure. The specific pattern and values suggest they may be part of a UUID (Universally Unique Identifier), which is often used in object IDs to ensure uniqueness.</w:t>
+      </w:r>
+    </w:p>
+    <w:p>
+      <w:pPr>
+        <w:pStyle w:val="BodyText"/>
+      </w:pPr>
+      <w:r>
+        <w:t xml:space="preserve">The array starts with</w:t>
+      </w:r>
+      <w:r>
+        <w:t xml:space="preserve"> </w:t>
+      </w:r>
+      <w:r>
+        <w:rPr>
+          <w:rStyle w:val="VerbatimChar"/>
+        </w:rPr>
+        <w:t xml:space="preserve">707542</w:t>
+      </w:r>
+      <w:r>
+        <w:t xml:space="preserve"> </w:t>
+      </w:r>
+      <w:r>
+        <w:t xml:space="preserve">followed by two strings separated by commas:</w:t>
+      </w:r>
+      <w:r>
+        <w:t xml:space="preserve"> </w:t>
+      </w:r>
+      <w:r>
+        <w:rPr>
+          <w:rStyle w:val="VerbatimChar"/>
+        </w:rPr>
+        <w:t xml:space="preserve">'waypoint'</w:t>
+      </w:r>
+      <w:r>
+        <w:t xml:space="preserve">,</w:t>
+      </w:r>
+      <w:r>
+        <w:t xml:space="preserve"> </w:t>
+      </w:r>
+      <w:r>
+        <w:rPr>
+          <w:rStyle w:val="VerbatimChar"/>
+        </w:rPr>
+        <w:t xml:space="preserve">'waypoint'</w:t>
+      </w:r>
+      <w:r>
+        <w:t xml:space="preserve">. This suggests that these are components or segments within a larger structure, possibly part of a UUID. Each subsequent value follows the same pattern, indicating consistency and structured data organization.</w:t>
+      </w:r>
+    </w:p>
+    <w:p>
+      <w:pPr>
+        <w:pStyle w:val="BodyText"/>
+      </w:pPr>
+      <w:r>
+        <w:t xml:space="preserve">For example:</w:t>
+      </w:r>
+      <w:r>
+        <w:t xml:space="preserve"> </w:t>
+      </w:r>
+      <w:r>
+        <w:t xml:space="preserve">-</w:t>
+      </w:r>
+      <w:r>
+        <w:t xml:space="preserve"> </w:t>
+      </w:r>
+      <w:r>
+        <w:rPr>
+          <w:rStyle w:val="VerbatimChar"/>
+        </w:rPr>
+        <w:t xml:space="preserve">707933</w:t>
+      </w:r>
+      <w:r>
+        <w:t xml:space="preserve">,</w:t>
+      </w:r>
+      <w:r>
+        <w:t xml:space="preserve"> </w:t>
+      </w:r>
+      <w:r>
+        <w:rPr>
+          <w:rStyle w:val="VerbatimChar"/>
+        </w:rPr>
+        <w:t xml:space="preserve">'waypoint'</w:t>
+      </w:r>
+      <w:r>
+        <w:t xml:space="preserve"> </w:t>
+      </w:r>
+      <w:r>
+        <w:t xml:space="preserve">-</w:t>
+      </w:r>
+      <w:r>
+        <w:t xml:space="preserve"> </w:t>
+      </w:r>
+      <w:r>
+        <w:rPr>
+          <w:rStyle w:val="VerbatimChar"/>
+        </w:rPr>
+        <w:t xml:space="preserve">707642</w:t>
+      </w:r>
+      <w:r>
+        <w:t xml:space="preserve">,</w:t>
+      </w:r>
+      <w:r>
+        <w:t xml:space="preserve"> </w:t>
+      </w:r>
+      <w:r>
+        <w:rPr>
+          <w:rStyle w:val="VerbatimChar"/>
+        </w:rPr>
+        <w:t xml:space="preserve">'waypoint'</w:t>
+      </w:r>
+      <w:r>
+        <w:t xml:space="preserve"> </w:t>
+      </w:r>
+      <w:r>
+        <w:t xml:space="preserve">-</w:t>
+      </w:r>
+      <w:r>
+        <w:t xml:space="preserve"> </w:t>
+      </w:r>
+      <w:r>
+        <w:rPr>
+          <w:rStyle w:val="VerbatimChar"/>
+        </w:rPr>
+        <w:t xml:space="preserve">707934</w:t>
+      </w:r>
+      <w:r>
+        <w:t xml:space="preserve">,</w:t>
+      </w:r>
+      <w:r>
+        <w:t xml:space="preserve"> </w:t>
+      </w:r>
+      <w:r>
+        <w:rPr>
+          <w:rStyle w:val="VerbatimChar"/>
+        </w:rPr>
+        <w:t xml:space="preserve">'waypoint'</w:t>
+      </w:r>
+      <w:r>
+        <w:t xml:space="preserve"> </w:t>
+      </w:r>
+      <w:r>
+        <w:t xml:space="preserve">-</w:t>
+      </w:r>
+      <w:r>
+        <w:t xml:space="preserve"> </w:t>
+      </w:r>
+      <w:r>
+        <w:rPr>
+          <w:rStyle w:val="VerbatimChar"/>
+        </w:rPr>
+        <w:t xml:space="preserve">...</w:t>
+      </w:r>
+    </w:p>
+    <w:p>
+      <w:pPr>
+        <w:pStyle w:val="BodyText"/>
+      </w:pPr>
+      <w:r>
+        <w:t xml:space="preserve">If this is a UUID-like structure, the first value may be the start of the object ID, followed by various segments and waypoints. The use of multiple</w:t>
+      </w:r>
+      <w:r>
+        <w:t xml:space="preserve"> </w:t>
+      </w:r>
+      <w:r>
+        <w:t xml:space="preserve">‘</w:t>
+      </w:r>
+      <w:r>
+        <w:t xml:space="preserve">waypoint</w:t>
+      </w:r>
+      <w:r>
+        <w:t xml:space="preserve">’</w:t>
+      </w:r>
+      <w:r>
+        <w:t xml:space="preserve"> </w:t>
+      </w:r>
+      <w:r>
+        <w:t xml:space="preserve">values suggests that they are part of a hierarchical or sequential navigation system, possibly used in mapping software or similar applications.</w:t>
+      </w:r>
+    </w:p>
+    <w:p>
+      <w:pPr>
+        <w:pStyle w:val="BodyText"/>
+      </w:pPr>
+      <w:r>
+        <w:t xml:space="preserve">Without more context, it’s difficult to provide a specific interpretation beyond recognizing the structure as a list of components likely representing parts of an object ID or a navigational component.</w:t>
       </w:r>
     </w:p>
     <w:sectPr/>

--- a/cpi-artifacts/Employedata/PRD_IF_EmployeeCreation_SF_to_S4_MDF_copy_100228/src/main/resources/scenarioflows/integrationflow/docs/Prototype_Iflow_Documentation.docx
+++ b/cpi-artifacts/Employedata/PRD_IF_EmployeeCreation_SF_to_S4_MDF_copy_100228/src/main/resources/scenarioflows/integrationflow/docs/Prototype_Iflow_Documentation.docx
@@ -7,181 +7,104 @@
         <w:pStyle w:val="FirstParagraph"/>
       </w:pPr>
       <w:r>
-        <w:t xml:space="preserve">The array contains an array of numerical values that are formatted as comma-separated strings with the format</w:t>
-      </w:r>
-      <w:r>
-        <w:t xml:space="preserve"> </w:t>
-      </w:r>
-      <w:r>
-        <w:t xml:space="preserve">“</w:t>
-      </w:r>
-      <w:r>
-        <w:t xml:space="preserve">value, value</w:t>
-      </w:r>
-      <w:r>
-        <w:t xml:space="preserve">”</w:t>
-      </w:r>
-      <w:r>
-        <w:t xml:space="preserve">. These values appear to represent a structured representation of objects or components within a larger structure. The specific pattern and values suggest they may be part of a UUID (Universally Unique Identifier), which is often used in object IDs to ensure uniqueness.</w:t>
+        <w:t xml:space="preserve">To solve the problem of finding all nodes connected to node_0 based on the provided nested data structure, follow these steps:</w:t>
       </w:r>
     </w:p>
     <w:p>
       <w:pPr>
-        <w:pStyle w:val="BodyText"/>
-      </w:pPr>
-      <w:r>
-        <w:t xml:space="preserve">The array starts with</w:t>
-      </w:r>
-      <w:r>
-        <w:t xml:space="preserve"> </w:t>
-      </w:r>
+        <w:numPr>
+          <w:ilvl w:val="0"/>
+          <w:numId w:val="1001"/>
+        </w:numPr>
+      </w:pPr>
       <w:r>
         <w:rPr>
-          <w:rStyle w:val="VerbatimChar"/>
+          <w:bCs/>
+          <w:b/>
         </w:rPr>
-        <w:t xml:space="preserve">707542</w:t>
-      </w:r>
-      <w:r>
-        <w:t xml:space="preserve"> </w:t>
-      </w:r>
-      <w:r>
-        <w:t xml:space="preserve">followed by two strings separated by commas:</w:t>
-      </w:r>
-      <w:r>
-        <w:t xml:space="preserve"> </w:t>
-      </w:r>
-      <w:r>
-        <w:rPr>
-          <w:rStyle w:val="VerbatimChar"/>
-        </w:rPr>
-        <w:t xml:space="preserve">'waypoint'</w:t>
-      </w:r>
-      <w:r>
-        <w:t xml:space="preserve">,</w:t>
-      </w:r>
-      <w:r>
-        <w:t xml:space="preserve"> </w:t>
-      </w:r>
-      <w:r>
-        <w:rPr>
-          <w:rStyle w:val="VerbatimChar"/>
-        </w:rPr>
-        <w:t xml:space="preserve">'waypoint'</w:t>
-      </w:r>
-      <w:r>
-        <w:t xml:space="preserve">. This suggests that these are components or segments within a larger structure, possibly part of a UUID. Each subsequent value follows the same pattern, indicating consistency and structured data organization.</w:t>
+        <w:t xml:space="preserve">Parse the Data</w:t>
+      </w:r>
+      <w:r>
+        <w:t xml:space="preserve">: Convert the flat object into a structured format that can be easily manipulated. This might involve using JSON.parse() if the structure is valid, or writing custom parsing code.</w:t>
       </w:r>
     </w:p>
     <w:p>
       <w:pPr>
-        <w:pStyle w:val="BodyText"/>
-      </w:pPr>
-      <w:r>
-        <w:t xml:space="preserve">For example:</w:t>
-      </w:r>
-      <w:r>
+        <w:numPr>
+          <w:ilvl w:val="0"/>
+          <w:numId w:val="1001"/>
+        </w:numPr>
+      </w:pPr>
+      <w:r>
+        <w:rPr>
+          <w:bCs/>
+          <w:b/>
+        </w:rPr>
+        <w:t xml:space="preserve">Identify Edges Starting with</w:t>
+      </w:r>
+      <w:r>
+        <w:rPr>
+          <w:bCs/>
+          <w:b/>
+        </w:rPr>
         <w:t xml:space="preserve"> </w:t>
       </w:r>
       <w:r>
-        <w:t xml:space="preserve">-</w:t>
+        <w:rPr>
+          <w:bCs/>
+          <w:b/>
+        </w:rPr>
+        <w:t xml:space="preserve">‘</w:t>
+      </w:r>
+      <w:r>
+        <w:rPr>
+          <w:bCs/>
+          <w:b/>
+        </w:rPr>
+        <w:t xml:space="preserve">node_0</w:t>
+      </w:r>
+      <w:r>
+        <w:rPr>
+          <w:bCs/>
+          <w:b/>
+        </w:rPr>
+        <w:t xml:space="preserve">’</w:t>
+      </w:r>
+      <w:r>
+        <w:t xml:space="preserve">: Extract all edge definitions where the key starts with</w:t>
       </w:r>
       <w:r>
         <w:t xml:space="preserve"> </w:t>
       </w:r>
       <w:r>
-        <w:rPr>
-          <w:rStyle w:val="VerbatimChar"/>
-        </w:rPr>
-        <w:t xml:space="preserve">707933</w:t>
-      </w:r>
-      <w:r>
-        <w:t xml:space="preserve">,</w:t>
-      </w:r>
-      <w:r>
-        <w:t xml:space="preserve"> </w:t>
-      </w:r>
-      <w:r>
-        <w:rPr>
-          <w:rStyle w:val="VerbatimChar"/>
-        </w:rPr>
-        <w:t xml:space="preserve">'waypoint'</w:t>
-      </w:r>
-      <w:r>
-        <w:t xml:space="preserve"> </w:t>
-      </w:r>
-      <w:r>
-        <w:t xml:space="preserve">-</w:t>
-      </w:r>
-      <w:r>
-        <w:t xml:space="preserve"> </w:t>
-      </w:r>
-      <w:r>
-        <w:rPr>
-          <w:rStyle w:val="VerbatimChar"/>
-        </w:rPr>
-        <w:t xml:space="preserve">707642</w:t>
-      </w:r>
-      <w:r>
-        <w:t xml:space="preserve">,</w:t>
-      </w:r>
-      <w:r>
-        <w:t xml:space="preserve"> </w:t>
-      </w:r>
-      <w:r>
-        <w:rPr>
-          <w:rStyle w:val="VerbatimChar"/>
-        </w:rPr>
-        <w:t xml:space="preserve">'waypoint'</w:t>
-      </w:r>
-      <w:r>
-        <w:t xml:space="preserve"> </w:t>
-      </w:r>
-      <w:r>
-        <w:t xml:space="preserve">-</w:t>
-      </w:r>
-      <w:r>
-        <w:t xml:space="preserve"> </w:t>
-      </w:r>
-      <w:r>
-        <w:rPr>
-          <w:rStyle w:val="VerbatimChar"/>
-        </w:rPr>
-        <w:t xml:space="preserve">707934</w:t>
-      </w:r>
-      <w:r>
-        <w:t xml:space="preserve">,</w:t>
-      </w:r>
-      <w:r>
-        <w:t xml:space="preserve"> </w:t>
-      </w:r>
-      <w:r>
-        <w:rPr>
-          <w:rStyle w:val="VerbatimChar"/>
-        </w:rPr>
-        <w:t xml:space="preserve">'waypoint'</w:t>
-      </w:r>
-      <w:r>
-        <w:t xml:space="preserve"> </w:t>
-      </w:r>
-      <w:r>
-        <w:t xml:space="preserve">-</w:t>
-      </w:r>
-      <w:r>
-        <w:t xml:space="preserve"> </w:t>
-      </w:r>
-      <w:r>
-        <w:rPr>
-          <w:rStyle w:val="VerbatimChar"/>
-        </w:rPr>
-        <w:t xml:space="preserve">...</w:t>
+        <w:t xml:space="preserve">‘</w:t>
+      </w:r>
+      <w:r>
+        <w:t xml:space="preserve">node_0</w:t>
+      </w:r>
+      <w:r>
+        <w:t xml:space="preserve">’</w:t>
+      </w:r>
+      <w:r>
+        <w:t xml:space="preserve">. These will be our starting points for traversing the graph.</w:t>
       </w:r>
     </w:p>
     <w:p>
       <w:pPr>
-        <w:pStyle w:val="BodyText"/>
-      </w:pPr>
-      <w:r>
-        <w:t xml:space="preserve">If this is a UUID-like structure, the first value may be the start of the object ID, followed by various segments and waypoints. The use of multiple</w:t>
+        <w:numPr>
+          <w:ilvl w:val="0"/>
+          <w:numId w:val="1001"/>
+        </w:numPr>
+      </w:pPr>
+      <w:r>
+        <w:rPr>
+          <w:bCs/>
+          <w:b/>
+        </w:rPr>
+        <w:t xml:space="preserve">Traverse Each Edge</w:t>
+      </w:r>
+      <w:r>
+        <w:t xml:space="preserve">: For each edge starting with</w:t>
       </w:r>
       <w:r>
         <w:t xml:space="preserve"> </w:t>
@@ -190,24 +113,57 @@
         <w:t xml:space="preserve">‘</w:t>
       </w:r>
       <w:r>
-        <w:t xml:space="preserve">waypoint</w:t>
+        <w:t xml:space="preserve">node_0</w:t>
       </w:r>
       <w:r>
         <w:t xml:space="preserve">’</w:t>
       </w:r>
       <w:r>
-        <w:t xml:space="preserve"> </w:t>
-      </w:r>
-      <w:r>
-        <w:t xml:space="preserve">values suggests that they are part of a hierarchical or sequential navigation system, possibly used in mapping software or similar applications.</w:t>
+        <w:t xml:space="preserve">, follow each subsequent edge until no more connections are found, collecting all unique nodes encountered along the way.</w:t>
       </w:r>
     </w:p>
     <w:p>
       <w:pPr>
-        <w:pStyle w:val="BodyText"/>
-      </w:pPr>
-      <w:r>
-        <w:t xml:space="preserve">Without more context, it’s difficult to provide a specific interpretation beyond recognizing the structure as a list of components likely representing parts of an object ID or a navigational component.</w:t>
+        <w:numPr>
+          <w:ilvl w:val="0"/>
+          <w:numId w:val="1001"/>
+        </w:numPr>
+      </w:pPr>
+      <w:r>
+        <w:rPr>
+          <w:bCs/>
+          <w:b/>
+        </w:rPr>
+        <w:t xml:space="preserve">Collect All Nodes</w:t>
+      </w:r>
+      <w:r>
+        <w:t xml:space="preserve">: Gather all nodes from the traversal, ensuring there are no duplicates, and present them as the connected nodes.</w:t>
+      </w:r>
+    </w:p>
+    <w:p>
+      <w:pPr>
+        <w:numPr>
+          <w:ilvl w:val="0"/>
+          <w:numId w:val="1001"/>
+        </w:numPr>
+      </w:pPr>
+      <w:r>
+        <w:rPr>
+          <w:bCs/>
+          <w:b/>
+        </w:rPr>
+        <w:t xml:space="preserve">Output the Result</w:t>
+      </w:r>
+      <w:r>
+        <w:t xml:space="preserve">: List all collected node identifiers in a clear format for easy reference.</w:t>
+      </w:r>
+    </w:p>
+    <w:p>
+      <w:pPr>
+        <w:pStyle w:val="FirstParagraph"/>
+      </w:pPr>
+      <w:r>
+        <w:t xml:space="preserve">By following these steps, you can systematically identify and collect all nodes connected to node_0 based on the provided data structure.</w:t>
       </w:r>
     </w:p>
     <w:sectPr/>
@@ -316,8 +272,123 @@
       </w:pPr>
     </w:lvl>
   </w:abstractNum>
+  <w:abstractNum w:abstractNumId="99411">
+    <w:nsid w:val="A99411"/>
+    <w:multiLevelType w:val="multilevel"/>
+    <w:lvl w:ilvl="0">
+      <w:start w:val="1"/>
+      <w:numFmt w:val="decimal"/>
+      <w:lvlText w:val="%1."/>
+      <w:lvlJc w:val="left"/>
+      <w:pPr>
+        <w:ind w:left="720" w:hanging="480"/>
+      </w:pPr>
+    </w:lvl>
+    <w:lvl w:ilvl="1">
+      <w:start w:val="1"/>
+      <w:numFmt w:val="decimal"/>
+      <w:lvlText w:val="%2."/>
+      <w:lvlJc w:val="left"/>
+      <w:pPr>
+        <w:ind w:left="1440" w:hanging="480"/>
+      </w:pPr>
+    </w:lvl>
+    <w:lvl w:ilvl="2">
+      <w:start w:val="1"/>
+      <w:numFmt w:val="decimal"/>
+      <w:lvlText w:val="%3."/>
+      <w:lvlJc w:val="left"/>
+      <w:pPr>
+        <w:ind w:left="2160" w:hanging="480"/>
+      </w:pPr>
+    </w:lvl>
+    <w:lvl w:ilvl="3">
+      <w:start w:val="1"/>
+      <w:numFmt w:val="decimal"/>
+      <w:lvlText w:val="%4."/>
+      <w:lvlJc w:val="left"/>
+      <w:pPr>
+        <w:ind w:left="2880" w:hanging="480"/>
+      </w:pPr>
+    </w:lvl>
+    <w:lvl w:ilvl="4">
+      <w:start w:val="1"/>
+      <w:numFmt w:val="decimal"/>
+      <w:lvlText w:val="%5."/>
+      <w:lvlJc w:val="left"/>
+      <w:pPr>
+        <w:ind w:left="3600" w:hanging="480"/>
+      </w:pPr>
+    </w:lvl>
+    <w:lvl w:ilvl="5">
+      <w:start w:val="1"/>
+      <w:numFmt w:val="decimal"/>
+      <w:lvlText w:val="%6."/>
+      <w:lvlJc w:val="left"/>
+      <w:pPr>
+        <w:ind w:left="4320" w:hanging="480"/>
+      </w:pPr>
+    </w:lvl>
+    <w:lvl w:ilvl="6">
+      <w:start w:val="1"/>
+      <w:numFmt w:val="decimal"/>
+      <w:lvlText w:val="%7."/>
+      <w:lvlJc w:val="left"/>
+      <w:pPr>
+        <w:ind w:left="5040" w:hanging="480"/>
+      </w:pPr>
+    </w:lvl>
+    <w:lvl w:ilvl="7">
+      <w:start w:val="1"/>
+      <w:numFmt w:val="decimal"/>
+      <w:lvlText w:val="%8."/>
+      <w:lvlJc w:val="left"/>
+      <w:pPr>
+        <w:ind w:left="5760" w:hanging="480"/>
+      </w:pPr>
+    </w:lvl>
+    <w:lvl w:ilvl="8">
+      <w:start w:val="1"/>
+      <w:numFmt w:val="decimal"/>
+      <w:lvlText w:val="%9."/>
+      <w:lvlJc w:val="left"/>
+      <w:pPr>
+        <w:ind w:left="6480" w:hanging="480"/>
+      </w:pPr>
+    </w:lvl>
+  </w:abstractNum>
   <w:num w:numId="1000">
     <w:abstractNumId w:val="990"/>
+  </w:num>
+  <w:num w:numId="1001">
+    <w:abstractNumId w:val="99411"/>
+    <w:lvlOverride w:ilvl="0">
+      <w:startOverride w:val="1"/>
+    </w:lvlOverride>
+    <w:lvlOverride w:ilvl="1">
+      <w:startOverride w:val="1"/>
+    </w:lvlOverride>
+    <w:lvlOverride w:ilvl="2">
+      <w:startOverride w:val="1"/>
+    </w:lvlOverride>
+    <w:lvlOverride w:ilvl="3">
+      <w:startOverride w:val="1"/>
+    </w:lvlOverride>
+    <w:lvlOverride w:ilvl="4">
+      <w:startOverride w:val="1"/>
+    </w:lvlOverride>
+    <w:lvlOverride w:ilvl="5">
+      <w:startOverride w:val="1"/>
+    </w:lvlOverride>
+    <w:lvlOverride w:ilvl="6">
+      <w:startOverride w:val="1"/>
+    </w:lvlOverride>
+    <w:lvlOverride w:ilvl="7">
+      <w:startOverride w:val="1"/>
+    </w:lvlOverride>
+    <w:lvlOverride w:ilvl="8">
+      <w:startOverride w:val="1"/>
+    </w:lvlOverride>
   </w:num>
 </w:numbering>
 </file>

--- a/cpi-artifacts/Employedata/PRD_IF_EmployeeCreation_SF_to_S4_MDF_copy_100228/src/main/resources/scenarioflows/integrationflow/docs/Prototype_Iflow_Documentation.docx
+++ b/cpi-artifacts/Employedata/PRD_IF_EmployeeCreation_SF_to_S4_MDF_copy_100228/src/main/resources/scenarioflows/integrationflow/docs/Prototype_Iflow_Documentation.docx
@@ -7,7 +7,7 @@
         <w:pStyle w:val="FirstParagraph"/>
       </w:pPr>
       <w:r>
-        <w:t xml:space="preserve">To solve the problem of finding all nodes connected to node_0 based on the provided nested data structure, follow these steps:</w:t>
+        <w:t xml:space="preserve">To handle cases where certain fields are set with -1, follow this structured approach:</w:t>
       </w:r>
     </w:p>
     <w:p>
@@ -22,10 +22,10 @@
           <w:bCs/>
           <w:b/>
         </w:rPr>
-        <w:t xml:space="preserve">Parse the Data</w:t>
-      </w:r>
-      <w:r>
-        <w:t xml:space="preserve">: Convert the flat object into a structured format that can be easily manipulated. This might involve using JSON.parse() if the structure is valid, or writing custom parsing code.</w:t>
+        <w:t xml:space="preserve">Identify Fields</w:t>
+      </w:r>
+      <w:r>
+        <w:t xml:space="preserve">: Recognize that many fields are structured similarly, indicating a consistent pattern for movement between waypoints.</w:t>
       </w:r>
     </w:p>
     <w:p>
@@ -40,130 +40,174 @@
           <w:bCs/>
           <w:b/>
         </w:rPr>
-        <w:t xml:space="preserve">Identify Edges Starting with</w:t>
-      </w:r>
+        <w:t xml:space="preserve">Source and Destination Nodes</w:t>
+      </w:r>
+      <w:r>
+        <w:t xml:space="preserve">:</w:t>
+      </w:r>
+    </w:p>
+    <w:p>
+      <w:pPr>
+        <w:numPr>
+          <w:ilvl w:val="1"/>
+          <w:numId w:val="1002"/>
+        </w:numPr>
+        <w:pStyle w:val="Compact"/>
+      </w:pPr>
+      <w:r>
+        <w:t xml:space="preserve">For non-zero values in fields like</w:t>
+      </w:r>
+      <w:r>
+        <w:t xml:space="preserve"> </w:t>
+      </w:r>
+      <w:r>
+        <w:rPr>
+          <w:rStyle w:val="VerbatimChar"/>
+        </w:rPr>
+        <w:t xml:space="preserve">Edge_SequenceFlow_707545</w:t>
+      </w:r>
+      <w:r>
+        <w:t xml:space="preserve">, note the two</w:t>
+      </w:r>
+      <w:r>
+        <w:t xml:space="preserve"> </w:t>
+      </w:r>
+      <w:r>
+        <w:t xml:space="preserve">“</w:t>
+      </w:r>
+      <w:r>
+        <w:t xml:space="preserve">waypoint</w:t>
+      </w:r>
+      <w:r>
+        <w:t xml:space="preserve">”</w:t>
+      </w:r>
+      <w:r>
+        <w:t xml:space="preserve"> </w:t>
+      </w:r>
+      <w:r>
+        <w:t xml:space="preserve">values as source and destination nodes.</w:t>
+      </w:r>
+    </w:p>
+    <w:p>
+      <w:pPr>
+        <w:numPr>
+          <w:ilvl w:val="1"/>
+          <w:numId w:val="1002"/>
+        </w:numPr>
+        <w:pStyle w:val="Compact"/>
+      </w:pPr>
+      <w:r>
+        <w:t xml:space="preserve">When a field is set to -1, it means these nodes aren’t yet defined.</w:t>
+      </w:r>
+    </w:p>
+    <w:p>
+      <w:pPr>
+        <w:numPr>
+          <w:ilvl w:val="0"/>
+          <w:numId w:val="1001"/>
+        </w:numPr>
+      </w:pPr>
       <w:r>
         <w:rPr>
           <w:bCs/>
           <w:b/>
         </w:rPr>
-        <w:t xml:space="preserve"> </w:t>
-      </w:r>
+        <w:t xml:space="preserve">Create or Retrieve Nodes</w:t>
+      </w:r>
+      <w:r>
+        <w:t xml:space="preserve">:</w:t>
+      </w:r>
+    </w:p>
+    <w:p>
+      <w:pPr>
+        <w:numPr>
+          <w:ilvl w:val="1"/>
+          <w:numId w:val="1003"/>
+        </w:numPr>
+        <w:pStyle w:val="Compact"/>
+      </w:pPr>
+      <w:r>
+        <w:t xml:space="preserve">If nodes exist already, use them directly.</w:t>
+      </w:r>
+    </w:p>
+    <w:p>
+      <w:pPr>
+        <w:numPr>
+          <w:ilvl w:val="1"/>
+          <w:numId w:val="1003"/>
+        </w:numPr>
+        <w:pStyle w:val="Compact"/>
+      </w:pPr>
+      <w:r>
+        <w:t xml:space="preserve">If not, either create new ones based on your application’s requirements or retrieve existing ones that match the required coordinates.</w:t>
+      </w:r>
+    </w:p>
+    <w:p>
+      <w:pPr>
+        <w:numPr>
+          <w:ilvl w:val="0"/>
+          <w:numId w:val="1001"/>
+        </w:numPr>
+      </w:pPr>
       <w:r>
         <w:rPr>
           <w:bCs/>
           <w:b/>
         </w:rPr>
-        <w:t xml:space="preserve">‘</w:t>
-      </w:r>
+        <w:t xml:space="preserve">Apply Movement Logic</w:t>
+      </w:r>
+      <w:r>
+        <w:t xml:space="preserve">:</w:t>
+      </w:r>
+    </w:p>
+    <w:p>
+      <w:pPr>
+        <w:numPr>
+          <w:ilvl w:val="1"/>
+          <w:numId w:val="1004"/>
+        </w:numPr>
+        <w:pStyle w:val="Compact"/>
+      </w:pPr>
+      <w:r>
+        <w:t xml:space="preserve">Use the non-zero values to determine movement distances and directions.</w:t>
+      </w:r>
+    </w:p>
+    <w:p>
+      <w:pPr>
+        <w:numPr>
+          <w:ilvl w:val="1"/>
+          <w:numId w:val="1004"/>
+        </w:numPr>
+        <w:pStyle w:val="Compact"/>
+      </w:pPr>
+      <w:r>
+        <w:t xml:space="preserve">Ensure that movement calculations can start when certain fields are set with -1.</w:t>
+      </w:r>
+    </w:p>
+    <w:p>
+      <w:pPr>
+        <w:numPr>
+          <w:ilvl w:val="0"/>
+          <w:numId w:val="1001"/>
+        </w:numPr>
+      </w:pPr>
       <w:r>
         <w:rPr>
           <w:bCs/>
           <w:b/>
         </w:rPr>
-        <w:t xml:space="preserve">node_0</w:t>
-      </w:r>
-      <w:r>
-        <w:rPr>
-          <w:bCs/>
-          <w:b/>
-        </w:rPr>
-        <w:t xml:space="preserve">’</w:t>
-      </w:r>
-      <w:r>
-        <w:t xml:space="preserve">: Extract all edge definitions where the key starts with</w:t>
-      </w:r>
-      <w:r>
-        <w:t xml:space="preserve"> </w:t>
-      </w:r>
-      <w:r>
-        <w:t xml:space="preserve">‘</w:t>
-      </w:r>
-      <w:r>
-        <w:t xml:space="preserve">node_0</w:t>
-      </w:r>
-      <w:r>
-        <w:t xml:space="preserve">’</w:t>
-      </w:r>
-      <w:r>
-        <w:t xml:space="preserve">. These will be our starting points for traversing the graph.</w:t>
+        <w:t xml:space="preserve">Test Scenarios</w:t>
+      </w:r>
+      <w:r>
+        <w:t xml:space="preserve">: Implement tests to verify movement works correctly in different cases, from setting only one field to all fields being set with -1.</w:t>
       </w:r>
     </w:p>
     <w:p>
       <w:pPr>
-        <w:numPr>
-          <w:ilvl w:val="0"/>
-          <w:numId w:val="1001"/>
-        </w:numPr>
-      </w:pPr>
-      <w:r>
-        <w:rPr>
-          <w:bCs/>
-          <w:b/>
-        </w:rPr>
-        <w:t xml:space="preserve">Traverse Each Edge</w:t>
-      </w:r>
-      <w:r>
-        <w:t xml:space="preserve">: For each edge starting with</w:t>
-      </w:r>
-      <w:r>
-        <w:t xml:space="preserve"> </w:t>
-      </w:r>
-      <w:r>
-        <w:t xml:space="preserve">‘</w:t>
-      </w:r>
-      <w:r>
-        <w:t xml:space="preserve">node_0</w:t>
-      </w:r>
-      <w:r>
-        <w:t xml:space="preserve">’</w:t>
-      </w:r>
-      <w:r>
-        <w:t xml:space="preserve">, follow each subsequent edge until no more connections are found, collecting all unique nodes encountered along the way.</w:t>
-      </w:r>
-    </w:p>
-    <w:p>
-      <w:pPr>
-        <w:numPr>
-          <w:ilvl w:val="0"/>
-          <w:numId w:val="1001"/>
-        </w:numPr>
-      </w:pPr>
-      <w:r>
-        <w:rPr>
-          <w:bCs/>
-          <w:b/>
-        </w:rPr>
-        <w:t xml:space="preserve">Collect All Nodes</w:t>
-      </w:r>
-      <w:r>
-        <w:t xml:space="preserve">: Gather all nodes from the traversal, ensuring there are no duplicates, and present them as the connected nodes.</w:t>
-      </w:r>
-    </w:p>
-    <w:p>
-      <w:pPr>
-        <w:numPr>
-          <w:ilvl w:val="0"/>
-          <w:numId w:val="1001"/>
-        </w:numPr>
-      </w:pPr>
-      <w:r>
-        <w:rPr>
-          <w:bCs/>
-          <w:b/>
-        </w:rPr>
-        <w:t xml:space="preserve">Output the Result</w:t>
-      </w:r>
-      <w:r>
-        <w:t xml:space="preserve">: List all collected node identifiers in a clear format for easy reference.</w:t>
-      </w:r>
-    </w:p>
-    <w:p>
-      <w:pPr>
         <w:pStyle w:val="FirstParagraph"/>
       </w:pPr>
       <w:r>
-        <w:t xml:space="preserve">By following these steps, you can systematically identify and collect all nodes connected to node_0 based on the provided data structure.</w:t>
+        <w:t xml:space="preserve">By following these steps, you can effectively manage the application’s behavior when moving nodes based on the provided fields.</w:t>
       </w:r>
     </w:p>
     <w:sectPr/>
@@ -351,6 +395,82 @@
       <w:start w:val="1"/>
       <w:numFmt w:val="decimal"/>
       <w:lvlText w:val="%9."/>
+      <w:lvlJc w:val="left"/>
+      <w:pPr>
+        <w:ind w:left="6480" w:hanging="480"/>
+      </w:pPr>
+    </w:lvl>
+  </w:abstractNum>
+  <w:abstractNum w:abstractNumId="991">
+    <w:nsid w:val="A991"/>
+    <w:multiLevelType w:val="multilevel"/>
+    <w:lvl w:ilvl="0">
+      <w:numFmt w:val="bullet"/>
+      <w:lvlText w:val="•"/>
+      <w:lvlJc w:val="left"/>
+      <w:pPr>
+        <w:ind w:left="720" w:hanging="480"/>
+      </w:pPr>
+    </w:lvl>
+    <w:lvl w:ilvl="1">
+      <w:numFmt w:val="bullet"/>
+      <w:lvlText w:val="–"/>
+      <w:lvlJc w:val="left"/>
+      <w:pPr>
+        <w:ind w:left="1440" w:hanging="480"/>
+      </w:pPr>
+    </w:lvl>
+    <w:lvl w:ilvl="2">
+      <w:numFmt w:val="bullet"/>
+      <w:lvlText w:val="•"/>
+      <w:lvlJc w:val="left"/>
+      <w:pPr>
+        <w:ind w:left="2160" w:hanging="480"/>
+      </w:pPr>
+    </w:lvl>
+    <w:lvl w:ilvl="3">
+      <w:numFmt w:val="bullet"/>
+      <w:lvlText w:val="–"/>
+      <w:lvlJc w:val="left"/>
+      <w:pPr>
+        <w:ind w:left="2880" w:hanging="480"/>
+      </w:pPr>
+    </w:lvl>
+    <w:lvl w:ilvl="4">
+      <w:numFmt w:val="bullet"/>
+      <w:lvlText w:val="•"/>
+      <w:lvlJc w:val="left"/>
+      <w:pPr>
+        <w:ind w:left="3600" w:hanging="480"/>
+      </w:pPr>
+    </w:lvl>
+    <w:lvl w:ilvl="5">
+      <w:numFmt w:val="bullet"/>
+      <w:lvlText w:val="–"/>
+      <w:lvlJc w:val="left"/>
+      <w:pPr>
+        <w:ind w:left="4320" w:hanging="480"/>
+      </w:pPr>
+    </w:lvl>
+    <w:lvl w:ilvl="6">
+      <w:numFmt w:val="bullet"/>
+      <w:lvlText w:val="•"/>
+      <w:lvlJc w:val="left"/>
+      <w:pPr>
+        <w:ind w:left="5040" w:hanging="480"/>
+      </w:pPr>
+    </w:lvl>
+    <w:lvl w:ilvl="7">
+      <w:numFmt w:val="bullet"/>
+      <w:lvlText w:val="–"/>
+      <w:lvlJc w:val="left"/>
+      <w:pPr>
+        <w:ind w:left="5760" w:hanging="480"/>
+      </w:pPr>
+    </w:lvl>
+    <w:lvl w:ilvl="8">
+      <w:numFmt w:val="bullet"/>
+      <w:lvlText w:val="•"/>
       <w:lvlJc w:val="left"/>
       <w:pPr>
         <w:ind w:left="6480" w:hanging="480"/>
@@ -389,6 +509,15 @@
     <w:lvlOverride w:ilvl="8">
       <w:startOverride w:val="1"/>
     </w:lvlOverride>
+  </w:num>
+  <w:num w:numId="1002">
+    <w:abstractNumId w:val="991"/>
+  </w:num>
+  <w:num w:numId="1003">
+    <w:abstractNumId w:val="991"/>
+  </w:num>
+  <w:num w:numId="1004">
+    <w:abstractNumId w:val="991"/>
   </w:num>
 </w:numbering>
 </file>
